--- a/engineering/downloads/srs.docx
+++ b/engineering/downloads/srs.docx
@@ -27688,15 +27688,15 @@
     <w:name w:val="Source Code"/>
     <w:basedOn w:val="Normal"/>
     <w:pPr>
-      <w:spacing w:after="0" w:lineRule="auto" w:before="0" w:line="240"/>
+      <w:spacing w:before="0" w:after="0" w:line="240" w:lineRule="auto"/>
       <w:jc w:val="left"/>
       <w:pBdr>
-        <w:top w:sz="4" w:space="1" w:color="CCCCCC" w:val="single"/>
-        <w:bottom w:sz="4" w:space="1" w:color="CCCCCC" w:val="single"/>
-        <w:left w:sz="4" w:space="1" w:color="CCCCCC" w:val="single"/>
-        <w:right w:sz="4" w:space="1" w:color="CCCCCC" w:val="single"/>
+        <w:top w:val="single" w:sz="4" w:space="1" w:color="CCCCCC"/>
+        <w:bottom w:val="single" w:sz="4" w:space="1" w:color="CCCCCC"/>
+        <w:left w:val="single" w:sz="4" w:space="1" w:color="CCCCCC"/>
+        <w:right w:val="single" w:sz="4" w:space="1" w:color="CCCCCC"/>
       </w:pBdr>
-      <w:shd w:fill="F5F5F5" w:color="auto" w:val="clear"/>
+      <w:shd w:val="clear" w:fill="F5F5F5" w:color="auto"/>
     </w:pPr>
     <w:rPr>
       <w:rFonts w:ascii="Courier New" w:hAnsi="Courier New" w:cs="Courier New"/>
@@ -27704,14 +27704,14 @@
       <w:szCs w:val="20"/>
     </w:rPr>
   </w:style>
-  <w:style w:type="paragraph" w:customStyle="1" w:styleId="SpecObjectHeader">
+  <w:style w:type="paragraph" w:styleId="SpecObjectHeader" w:customStyle="1">
     <w:name w:val="Spec Object Header"/>
     <w:basedOn w:val="Normal"/>
     <w:next w:val="FirstParagraph"/>
     <w:qFormat/>
     <w:pPr>
       <w:keepNext/>
-      <w:spacing w:after="120" w:lineRule="auto" w:before="280" w:line="276"/>
+      <w:spacing w:before="280" w:after="120" w:line="276" w:lineRule="auto"/>
       <w:outlineLvl w:val="0"/>
     </w:pPr>
     <w:rPr>

--- a/engineering/downloads/srs.docx
+++ b/engineering/downloads/srs.docx
@@ -27919,18 +27919,18 @@
     <w:basedOn w:val="VerbatimChar"/>
     <w:rPr/>
   </w:style>
-  <w:style w:customStyle="1" w:styleId="SpecObjectHeader" w:type="paragraph">
+  <w:style w:customStyle="1" w:type="paragraph" w:styleId="SpecObjectHeader">
     <w:name w:val="Spec Object Header"/>
     <w:basedOn w:val="Normal"/>
     <w:next w:val="FirstParagraph"/>
     <w:qFormat/>
     <w:pPr>
       <w:keepNext/>
-      <w:spacing w:before="280" w:lineRule="auto" w:after="120" w:line="276"/>
+      <w:spacing w:lineRule="auto" w:line="276" w:after="120" w:before="280"/>
       <w:outlineLvl w:val="0"/>
     </w:pPr>
     <w:rPr>
-      <w:rFonts w:ascii="Calibri Light" w:hAnsi="Calibri Light" w:cs="Calibri Light"/>
+      <w:rFonts w:hAnsi="Calibri Light" w:ascii="Calibri Light" w:cs="Calibri Light"/>
       <w:b/>
       <w:bCs/>
       <w:color w:val="0F4C64"/>

--- a/engineering/downloads/srs.docx
+++ b/engineering/downloads/srs.docx
@@ -178,7 +178,7 @@
         <w:keepNext/>
         <w:outlineLvl w:val="0"/>
       </w:pPr>
-      <w:bookmarkStart w:name="SpecIR-01" w:id="50443"/>
+      <w:bookmarkStart w:id="50443" w:name="SpecIR-01"/>
       <w:r>
         <w:t xml:space="preserve">SpecIR-01: Specification</w:t>
       </w:r>
@@ -358,7 +358,7 @@
         <w:keepNext/>
         <w:outlineLvl w:val="0"/>
       </w:pPr>
-      <w:bookmarkStart w:name="SpecIR-02" w:id="50444"/>
+      <w:bookmarkStart w:id="50444" w:name="SpecIR-02"/>
       <w:r>
         <w:t xml:space="preserve">SpecIR-02: Spec Object</w:t>
       </w:r>
@@ -590,7 +590,7 @@
         <w:keepNext/>
         <w:outlineLvl w:val="0"/>
       </w:pPr>
-      <w:bookmarkStart w:name="SpecIR-03" w:id="50445"/>
+      <w:bookmarkStart w:id="50445" w:name="SpecIR-03"/>
       <w:r>
         <w:t xml:space="preserve">SpecIR-03: Spec Float</w:t>
       </w:r>
@@ -776,7 +776,7 @@
         <w:keepNext/>
         <w:outlineLvl w:val="0"/>
       </w:pPr>
-      <w:bookmarkStart w:name="SpecIR-04" w:id="50446"/>
+      <w:bookmarkStart w:id="50446" w:name="SpecIR-04"/>
       <w:r>
         <w:t xml:space="preserve">SpecIR-04: Attribute</w:t>
       </w:r>
@@ -948,7 +948,7 @@
         <w:keepNext/>
         <w:outlineLvl w:val="0"/>
       </w:pPr>
-      <w:bookmarkStart w:name="SpecIR-05" w:id="50447"/>
+      <w:bookmarkStart w:id="50447" w:name="SpecIR-05"/>
       <w:r>
         <w:t xml:space="preserve">SpecIR-05: Spec Relation</w:t>
       </w:r>
@@ -1364,7 +1364,7 @@
         <w:keepNext/>
         <w:outlineLvl w:val="0"/>
       </w:pPr>
-      <w:bookmarkStart w:name="SpecIR-06" w:id="50448"/>
+      <w:bookmarkStart w:id="50448" w:name="SpecIR-06"/>
       <w:r>
         <w:t xml:space="preserve">SpecIR-06: Spec View</w:t>
       </w:r>
@@ -1548,7 +1548,7 @@
         <w:keepNext/>
         <w:outlineLvl w:val="0"/>
       </w:pPr>
-      <w:bookmarkStart w:name="SF-001" w:id="54264"/>
+      <w:bookmarkStart w:id="54264" w:name="SF-001"/>
       <w:r>
         <w:t xml:space="preserve">SF-001: Pipeline Execution</w:t>
       </w:r>
@@ -2030,7 +2030,7 @@
         <w:keepNext/>
         <w:outlineLvl w:val="0"/>
       </w:pPr>
-      <w:bookmarkStart w:name="HLR-PIPE-001" w:id="89458"/>
+      <w:bookmarkStart w:id="89458" w:name="HLR-PIPE-001"/>
       <w:r>
         <w:t xml:space="preserve">HLR-PIPE-001: Five-Phase Lifecycle</w:t>
       </w:r>
@@ -2205,7 +2205,7 @@
         <w:keepNext/>
         <w:outlineLvl w:val="0"/>
       </w:pPr>
-      <w:bookmarkStart w:name="HLR-PIPE-002" w:id="89459"/>
+      <w:bookmarkStart w:id="89459" w:name="HLR-PIPE-002"/>
       <w:r>
         <w:t xml:space="preserve">HLR-PIPE-002: Handler Registration and Prerequisites</w:t>
       </w:r>
@@ -2418,7 +2418,7 @@
         <w:keepNext/>
         <w:outlineLvl w:val="0"/>
       </w:pPr>
-      <w:bookmarkStart w:name="HLR-PIPE-003" w:id="89460"/>
+      <w:bookmarkStart w:id="89460" w:name="HLR-PIPE-003"/>
       <w:r>
         <w:t xml:space="preserve">HLR-PIPE-003: Topological Ordering via Kahn’s Algorithm</w:t>
       </w:r>
@@ -2573,7 +2573,7 @@
         <w:keepNext/>
         <w:outlineLvl w:val="0"/>
       </w:pPr>
-      <w:bookmarkStart w:name="HLR-PIPE-004" w:id="89461"/>
+      <w:bookmarkStart w:id="89461" w:name="HLR-PIPE-004"/>
       <w:r>
         <w:t xml:space="preserve">HLR-PIPE-004: Phase Abort on ANALYZE Errors</w:t>
       </w:r>
@@ -2665,7 +2665,7 @@
         <w:keepNext/>
         <w:outlineLvl w:val="0"/>
       </w:pPr>
-      <w:bookmarkStart w:name="HLR-PIPE-005" w:id="89462"/>
+      <w:bookmarkStart w:id="89462" w:name="HLR-PIPE-005"/>
       <w:r>
         <w:t xml:space="preserve">HLR-PIPE-005: Batch Dispatch for All Phases</w:t>
       </w:r>
@@ -2780,7 +2780,7 @@
         <w:keepNext/>
         <w:outlineLvl w:val="0"/>
       </w:pPr>
-      <w:bookmarkStart w:name="HLR-PIPE-006" w:id="89463"/>
+      <w:bookmarkStart w:id="89463" w:name="HLR-PIPE-006"/>
       <w:r>
         <w:t xml:space="preserve">HLR-PIPE-006: Context Creation and Propagation</w:t>
       </w:r>
@@ -3105,7 +3105,7 @@
         <w:keepNext/>
         <w:outlineLvl w:val="0"/>
       </w:pPr>
-      <w:bookmarkStart w:name="HLR-PIPE-007" w:id="89464"/>
+      <w:bookmarkStart w:id="89464" w:name="HLR-PIPE-007"/>
       <w:r>
         <w:t xml:space="preserve">HLR-PIPE-007: CommonSpec Input Parsing</w:t>
       </w:r>
@@ -3635,7 +3635,7 @@
         <w:keepNext/>
         <w:outlineLvl w:val="0"/>
       </w:pPr>
-      <w:bookmarkStart w:name="HLR-PIPE-008" w:id="89465"/>
+      <w:bookmarkStart w:id="89465" w:name="HLR-PIPE-008"/>
       <w:r>
         <w:t xml:space="preserve">HLR-PIPE-008: Include File Expansion</w:t>
       </w:r>
@@ -3830,7 +3830,7 @@
         <w:keepNext/>
         <w:outlineLvl w:val="0"/>
       </w:pPr>
-      <w:bookmarkStart w:name="HLR-PIPE-009" w:id="89466"/>
+      <w:bookmarkStart w:id="89466" w:name="HLR-PIPE-009"/>
       <w:r>
         <w:t xml:space="preserve">HLR-PIPE-009: PID Auto-Generation</w:t>
       </w:r>
@@ -4133,7 +4133,7 @@
         <w:keepNext/>
         <w:outlineLvl w:val="0"/>
       </w:pPr>
-      <w:bookmarkStart w:name="HLR-PIPE-010" w:id="89488"/>
+      <w:bookmarkStart w:id="89488" w:name="HLR-PIPE-010"/>
       <w:r>
         <w:t xml:space="preserve">HLR-PIPE-010: Relation Type Inference</w:t>
       </w:r>
@@ -4375,7 +4375,7 @@
         <w:keepNext/>
         <w:outlineLvl w:val="0"/>
       </w:pPr>
-      <w:bookmarkStart w:name="HLR-PIPE-011" w:id="89489"/>
+      <w:bookmarkStart w:id="89489" w:name="HLR-PIPE-011"/>
       <w:r>
         <w:t xml:space="preserve">HLR-PIPE-011: Prerequisite-Not-Found Diagnostic</w:t>
       </w:r>
@@ -4512,7 +4512,7 @@
         <w:keepNext/>
         <w:outlineLvl w:val="0"/>
       </w:pPr>
-      <w:bookmarkStart w:name="HLR-PIPE-012" w:id="89490"/>
+      <w:bookmarkStart w:id="89490" w:name="HLR-PIPE-012"/>
       <w:r>
         <w:t xml:space="preserve">HLR-PIPE-012: Section Scope Termination</w:t>
       </w:r>
@@ -4684,7 +4684,7 @@
         <w:keepNext/>
         <w:outlineLvl w:val="0"/>
       </w:pPr>
-      <w:bookmarkStart w:name="SF-002" w:id="54265"/>
+      <w:bookmarkStart w:id="54265" w:name="SF-002"/>
       <w:r>
         <w:t xml:space="preserve">SF-002: Specification Persistence</w:t>
       </w:r>
@@ -5061,7 +5061,7 @@
         <w:keepNext/>
         <w:outlineLvl w:val="0"/>
       </w:pPr>
-      <w:bookmarkStart w:name="HLR-STOR-001" w:id="48904"/>
+      <w:bookmarkStart w:id="48904" w:name="HLR-STOR-001"/>
       <w:r>
         <w:t xml:space="preserve">HLR-STOR-001: SQLite Persistence</w:t>
       </w:r>
@@ -5165,7 +5165,7 @@
         <w:keepNext/>
         <w:outlineLvl w:val="0"/>
       </w:pPr>
-      <w:bookmarkStart w:name="HLR-STOR-002" w:id="48905"/>
+      <w:bookmarkStart w:id="48905" w:name="HLR-STOR-002"/>
       <w:r>
         <w:t xml:space="preserve">HLR-STOR-002: EAV Attribute Model</w:t>
       </w:r>
@@ -5275,7 +5275,7 @@
         <w:keepNext/>
         <w:outlineLvl w:val="0"/>
       </w:pPr>
-      <w:bookmarkStart w:name="HLR-STOR-003" w:id="48906"/>
+      <w:bookmarkStart w:id="48906" w:name="HLR-STOR-003"/>
       <w:r>
         <w:t xml:space="preserve">HLR-STOR-003: Build Cache</w:t>
       </w:r>
@@ -5379,7 +5379,7 @@
         <w:keepNext/>
         <w:outlineLvl w:val="0"/>
       </w:pPr>
-      <w:bookmarkStart w:name="HLR-STOR-004" w:id="48907"/>
+      <w:bookmarkStart w:id="48907" w:name="HLR-STOR-004"/>
       <w:r>
         <w:t xml:space="preserve">HLR-STOR-004: Output Cache</w:t>
       </w:r>
@@ -5489,7 +5489,7 @@
         <w:keepNext/>
         <w:outlineLvl w:val="0"/>
       </w:pPr>
-      <w:bookmarkStart w:name="HLR-STOR-006" w:id="48909"/>
+      <w:bookmarkStart w:id="48909" w:name="HLR-STOR-006"/>
       <w:r>
         <w:t xml:space="preserve">HLR-STOR-006: EAV Pivot Views for External Queries</w:t>
       </w:r>
@@ -5674,7 +5674,7 @@
         <w:keepNext/>
         <w:outlineLvl w:val="0"/>
       </w:pPr>
-      <w:bookmarkStart w:name="HLR-STOR-005" w:id="48908"/>
+      <w:bookmarkStart w:id="48908" w:name="HLR-STOR-005"/>
       <w:r>
         <w:t xml:space="preserve">HLR-STOR-005: Incremental Rebuild Support</w:t>
       </w:r>
@@ -5794,7 +5794,7 @@
         <w:keepNext/>
         <w:outlineLvl w:val="0"/>
       </w:pPr>
-      <w:bookmarkStart w:name="SF-003" w:id="54266"/>
+      <w:bookmarkStart w:id="54266" w:name="SF-003"/>
       <w:r>
         <w:t xml:space="preserve">SF-003: Type System</w:t>
       </w:r>
@@ -5950,7 +5950,7 @@
         <w:keepNext/>
         <w:outlineLvl w:val="0"/>
       </w:pPr>
-      <w:bookmarkStart w:name="HLR-TYPE-001" w:id="4798"/>
+      <w:bookmarkStart w:id="4798" w:name="HLR-TYPE-001"/>
       <w:r>
         <w:t xml:space="preserve">HLR-TYPE-001: Specifications Container</w:t>
       </w:r>
@@ -6202,7 +6202,7 @@
         <w:keepNext/>
         <w:outlineLvl w:val="0"/>
       </w:pPr>
-      <w:bookmarkStart w:name="HLR-TYPE-002" w:id="4799"/>
+      <w:bookmarkStart w:id="4799" w:name="HLR-TYPE-002"/>
       <w:r>
         <w:t xml:space="preserve">HLR-TYPE-002: Spec Objects Container</w:t>
       </w:r>
@@ -6554,7 +6554,7 @@
         <w:keepNext/>
         <w:outlineLvl w:val="0"/>
       </w:pPr>
-      <w:bookmarkStart w:name="HLR-TYPE-003" w:id="4800"/>
+      <w:bookmarkStart w:id="4800" w:name="HLR-TYPE-003"/>
       <w:r>
         <w:t xml:space="preserve">HLR-TYPE-003: Spec Floats Container</w:t>
       </w:r>
@@ -7045,7 +7045,7 @@
         <w:keepNext/>
         <w:outlineLvl w:val="0"/>
       </w:pPr>
-      <w:bookmarkStart w:name="HLR-TYPE-004" w:id="4801"/>
+      <w:bookmarkStart w:id="4801" w:name="HLR-TYPE-004"/>
       <w:r>
         <w:t xml:space="preserve">HLR-TYPE-004: Spec Views Container</w:t>
       </w:r>
@@ -7409,7 +7409,7 @@
         <w:keepNext/>
         <w:outlineLvl w:val="0"/>
       </w:pPr>
-      <w:bookmarkStart w:name="HLR-TYPE-005" w:id="4802"/>
+      <w:bookmarkStart w:id="4802" w:name="HLR-TYPE-005"/>
       <w:r>
         <w:t xml:space="preserve">HLR-TYPE-005: Spec Relations Container</w:t>
       </w:r>
@@ -7817,7 +7817,7 @@
         <w:keepNext/>
         <w:outlineLvl w:val="0"/>
       </w:pPr>
-      <w:bookmarkStart w:name="HLR-TYPE-006" w:id="4803"/>
+      <w:bookmarkStart w:id="4803" w:name="HLR-TYPE-006"/>
       <w:r>
         <w:t xml:space="preserve">HLR-TYPE-006: Spec Attributes Container</w:t>
       </w:r>
@@ -8169,7 +8169,7 @@
         <w:keepNext/>
         <w:outlineLvl w:val="0"/>
       </w:pPr>
-      <w:bookmarkStart w:name="HLR-TYPE-007" w:id="4804"/>
+      <w:bookmarkStart w:id="4804" w:name="HLR-TYPE-007"/>
       <w:r>
         <w:t xml:space="preserve">HLR-TYPE-007: Type Validation</w:t>
       </w:r>
@@ -8374,7 +8374,7 @@
         <w:keepNext/>
         <w:outlineLvl w:val="0"/>
       </w:pPr>
-      <w:bookmarkStart w:name="SF-005" w:id="54268"/>
+      <w:bookmarkStart w:id="54268" w:name="SF-005"/>
       <w:r>
         <w:t xml:space="preserve">SF-005: Extension Framework</w:t>
       </w:r>
@@ -8434,7 +8434,7 @@
         <w:keepNext/>
         <w:outlineLvl w:val="0"/>
       </w:pPr>
-      <w:bookmarkStart w:name="HLR-EXT-001" w:id="17127"/>
+      <w:bookmarkStart w:id="17127" w:name="HLR-EXT-001"/>
       <w:r>
         <w:t xml:space="preserve">HLR-EXT-001: Type Descriptor Loading</w:t>
       </w:r>
@@ -8699,7 +8699,7 @@
         <w:keepNext/>
         <w:outlineLvl w:val="0"/>
       </w:pPr>
-      <w:bookmarkStart w:name="HLR-EXT-002" w:id="17128"/>
+      <w:bookmarkStart w:id="17128" w:name="HLR-EXT-002"/>
       <w:r>
         <w:t xml:space="preserve">HLR-EXT-002: Model Directory Structure</w:t>
       </w:r>
@@ -8918,7 +8918,7 @@
         <w:keepNext/>
         <w:outlineLvl w:val="0"/>
       </w:pPr>
-      <w:bookmarkStart w:name="HLR-EXT-003" w:id="17129"/>
+      <w:bookmarkStart w:id="17129" w:name="HLR-EXT-003"/>
       <w:r>
         <w:t xml:space="preserve">HLR-EXT-003: Descriptor Registration</w:t>
       </w:r>
@@ -9061,7 +9061,7 @@
         <w:keepNext/>
         <w:outlineLvl w:val="0"/>
       </w:pPr>
-      <w:bookmarkStart w:name="HLR-EXT-004" w:id="17130"/>
+      <w:bookmarkStart w:id="17130" w:name="HLR-EXT-004"/>
       <w:r>
         <w:t xml:space="preserve">HLR-EXT-004: Type Schema</w:t>
       </w:r>
@@ -9156,7 +9156,7 @@
         <w:keepNext/>
         <w:outlineLvl w:val="0"/>
       </w:pPr>
-      <w:bookmarkStart w:name="HLR-EXT-005" w:id="17131"/>
+      <w:bookmarkStart w:id="17131" w:name="HLR-EXT-005"/>
       <w:r>
         <w:t xml:space="preserve">HLR-EXT-005: Model Resolution and Overlay</w:t>
       </w:r>
@@ -9311,7 +9311,7 @@
         <w:keepNext/>
         <w:outlineLvl w:val="0"/>
       </w:pPr>
-      <w:bookmarkStart w:name="HLR-EXT-006" w:id="17132"/>
+      <w:bookmarkStart w:id="17132" w:name="HLR-EXT-006"/>
       <w:r>
         <w:t xml:space="preserve">HLR-EXT-006: External Renderer Hooks</w:t>
       </w:r>
@@ -9460,7 +9460,7 @@
         <w:keepNext/>
         <w:outlineLvl w:val="0"/>
       </w:pPr>
-      <w:bookmarkStart w:name="HLR-EXT-007" w:id="17133"/>
+      <w:bookmarkStart w:id="17133" w:name="HLR-EXT-007"/>
       <w:r>
         <w:t xml:space="preserve">HLR-EXT-007: Data View Hooks</w:t>
       </w:r>
@@ -9615,7 +9615,7 @@
         <w:keepNext/>
         <w:outlineLvl w:val="0"/>
       </w:pPr>
-      <w:bookmarkStart w:name="HLR-EXT-008" w:id="17134"/>
+      <w:bookmarkStart w:id="17134" w:name="HLR-EXT-008"/>
       <w:r>
         <w:t xml:space="preserve">HLR-EXT-008: Hook Index</w:t>
       </w:r>
@@ -9710,7 +9710,7 @@
         <w:keepNext/>
         <w:outlineLvl w:val="0"/>
       </w:pPr>
-      <w:bookmarkStart w:name="HLR-EXT-009" w:id="17135"/>
+      <w:bookmarkStart w:id="17135" w:name="HLR-EXT-009"/>
       <w:r>
         <w:t xml:space="preserve">HLR-EXT-009: Canonical Hook Context</w:t>
       </w:r>
@@ -9835,7 +9835,7 @@
         <w:keepNext/>
         <w:outlineLvl w:val="0"/>
       </w:pPr>
-      <w:bookmarkStart w:name="HLR-EXT-010" w:id="17157"/>
+      <w:bookmarkStart w:id="17157" w:name="HLR-EXT-010"/>
       <w:r>
         <w:t xml:space="preserve">HLR-EXT-010: Model Manifest</w:t>
       </w:r>
@@ -9957,7 +9957,7 @@
         <w:keepNext/>
         <w:outlineLvl w:val="0"/>
       </w:pPr>
-      <w:bookmarkStart w:name="HLR-EXT-011" w:id="17158"/>
+      <w:bookmarkStart w:id="17158" w:name="HLR-EXT-011"/>
       <w:r>
         <w:t xml:space="preserve">HLR-EXT-011: Hook Validation and Phase Registration</w:t>
       </w:r>
@@ -10091,7 +10091,7 @@
         <w:keepNext/>
         <w:outlineLvl w:val="0"/>
       </w:pPr>
-      <w:bookmarkStart w:name="HLR-EXT-012" w:id="17159"/>
+      <w:bookmarkStart w:id="17159" w:name="HLR-EXT-012"/>
       <w:r>
         <w:t xml:space="preserve">HLR-EXT-012: Analyze Query Descriptor</w:t>
       </w:r>
@@ -10291,7 +10291,7 @@
         <w:keepNext/>
         <w:outlineLvl w:val="0"/>
       </w:pPr>
-      <w:bookmarkStart w:name="HLR-CFG-001" w:id="79274"/>
+      <w:bookmarkStart w:id="79274" w:name="HLR-CFG-001"/>
       <w:r>
         <w:t xml:space="preserve">HLR-CFG-001: Manifest Configuration</w:t>
       </w:r>
@@ -10393,7 +10393,7 @@
         <w:keepNext/>
         <w:outlineLvl w:val="0"/>
       </w:pPr>
-      <w:bookmarkStart w:name="SF-004" w:id="54267"/>
+      <w:bookmarkStart w:id="54267" w:name="SF-004"/>
       <w:r>
         <w:t xml:space="preserve">SF-004: Multi-Format Publication</w:t>
       </w:r>
@@ -10465,7 +10465,7 @@
         <w:keepNext/>
         <w:outlineLvl w:val="0"/>
       </w:pPr>
-      <w:bookmarkStart w:name="HLR-OUT-001" w:id="66484"/>
+      <w:bookmarkStart w:id="66484" w:name="HLR-OUT-001"/>
       <w:r>
         <w:t xml:space="preserve">HLR-OUT-001: Document Assembly</w:t>
       </w:r>
@@ -10772,7 +10772,7 @@
         <w:keepNext/>
         <w:outlineLvl w:val="0"/>
       </w:pPr>
-      <w:bookmarkStart w:name="HLR-OUT-002" w:id="66485"/>
+      <w:bookmarkStart w:id="66485" w:name="HLR-OUT-002"/>
       <w:r>
         <w:t xml:space="preserve">HLR-OUT-002: Float Resolution</w:t>
       </w:r>
@@ -11051,7 +11051,7 @@
         <w:keepNext/>
         <w:outlineLvl w:val="0"/>
       </w:pPr>
-      <w:bookmarkStart w:name="HLR-OUT-003" w:id="66486"/>
+      <w:bookmarkStart w:id="66486" w:name="HLR-OUT-003"/>
       <w:r>
         <w:t xml:space="preserve">HLR-OUT-003: Float Numbering</w:t>
       </w:r>
@@ -11289,7 +11289,7 @@
         <w:keepNext/>
         <w:outlineLvl w:val="0"/>
       </w:pPr>
-      <w:bookmarkStart w:name="HLR-OUT-004" w:id="66487"/>
+      <w:bookmarkStart w:id="66487" w:name="HLR-OUT-004"/>
       <w:r>
         <w:t xml:space="preserve">HLR-OUT-004: Multi-Format Output</w:t>
       </w:r>
@@ -11547,7 +11547,7 @@
         <w:keepNext/>
         <w:outlineLvl w:val="0"/>
       </w:pPr>
-      <w:bookmarkStart w:name="HLR-OUT-005" w:id="66488"/>
+      <w:bookmarkStart w:id="66488" w:name="HLR-OUT-005"/>
       <w:r>
         <w:t xml:space="preserve">HLR-OUT-005: DOCX Generation</w:t>
       </w:r>
@@ -11756,7 +11756,7 @@
         <w:keepNext/>
         <w:outlineLvl w:val="0"/>
       </w:pPr>
-      <w:bookmarkStart w:name="HLR-OUT-006" w:id="66489"/>
+      <w:bookmarkStart w:id="66489" w:name="HLR-OUT-006"/>
       <w:r>
         <w:t xml:space="preserve">HLR-OUT-006: HTML5 Generation</w:t>
       </w:r>
@@ -12066,7 +12066,7 @@
         <w:keepNext/>
         <w:outlineLvl w:val="0"/>
       </w:pPr>
-      <w:bookmarkStart w:name="HLR-OUT-007" w:id="66490"/>
+      <w:bookmarkStart w:id="66490" w:name="HLR-OUT-007"/>
       <w:r>
         <w:t xml:space="preserve">HLR-OUT-007: Full-Text Search Indexing</w:t>
       </w:r>
@@ -12277,7 +12277,7 @@
         <w:keepNext/>
         <w:outlineLvl w:val="0"/>
       </w:pPr>
-      <w:bookmarkStart w:name="SF-006" w:id="54269"/>
+      <w:bookmarkStart w:id="54269" w:name="SF-006"/>
       <w:r>
         <w:t xml:space="preserve">SF-006: Audit and Integrity</w:t>
       </w:r>
@@ -12764,7 +12764,7 @@
         <w:keepNext/>
         <w:outlineLvl w:val="0"/>
       </w:pPr>
-      <w:bookmarkStart w:name="HLR-AUDIT-001" w:id="81281"/>
+      <w:bookmarkStart w:id="81281" w:name="HLR-AUDIT-001"/>
       <w:r>
         <w:t xml:space="preserve">HLR-AUDIT-001: Content-Addressed Hashing</w:t>
       </w:r>
@@ -12964,7 +12964,7 @@
         <w:keepNext/>
         <w:outlineLvl w:val="0"/>
       </w:pPr>
-      <w:bookmarkStart w:name="HLR-AUDIT-002" w:id="81282"/>
+      <w:bookmarkStart w:id="81282" w:name="HLR-AUDIT-002"/>
       <w:r>
         <w:t xml:space="preserve">HLR-AUDIT-002: Include Dependency Tracking</w:t>
       </w:r>
@@ -13180,7 +13180,7 @@
         <w:keepNext/>
         <w:outlineLvl w:val="0"/>
       </w:pPr>
-      <w:bookmarkStart w:name="HLR-AUDIT-003" w:id="81283"/>
+      <w:bookmarkStart w:id="81283" w:name="HLR-AUDIT-003"/>
       <w:r>
         <w:t xml:space="preserve">HLR-AUDIT-003: Structured Diagnostic Reporting</w:t>
       </w:r>
@@ -13467,7 +13467,7 @@
         <w:keepNext/>
         <w:outlineLvl w:val="0"/>
       </w:pPr>
-      <w:bookmarkStart w:name="HLR-AUDIT-004" w:id="81284"/>
+      <w:bookmarkStart w:id="81284" w:name="HLR-AUDIT-004"/>
       <w:r>
         <w:t xml:space="preserve">HLR-AUDIT-004: Structured Logging</w:t>
       </w:r>
@@ -13709,7 +13709,7 @@
         <w:keepNext/>
         <w:outlineLvl w:val="0"/>
       </w:pPr>
-      <w:bookmarkStart w:name="HLR-AUDIT-005" w:id="81285"/>
+      <w:bookmarkStart w:id="81285" w:name="HLR-AUDIT-005"/>
       <w:r>
         <w:t xml:space="preserve">HLR-AUDIT-005: Build Reproducibility</w:t>
       </w:r>
@@ -13940,7 +13940,7 @@
         <w:keepNext/>
         <w:outlineLvl w:val="0"/>
       </w:pPr>
-      <w:bookmarkStart w:name="TERM-COMMONSPEC" w:id="16264"/>
+      <w:bookmarkStart w:id="16264" w:name="TERM-COMMONSPEC"/>
       <w:r>
         <w:t xml:space="preserve">TERM-COMMONSPEC: CommonSpec</w:t>
       </w:r>
@@ -14091,7 +14091,7 @@
         <w:keepNext/>
         <w:outlineLvl w:val="0"/>
       </w:pPr>
-      <w:bookmarkStart w:name="TERM-SPECIR" w:id="19462"/>
+      <w:bookmarkStart w:id="19462" w:name="TERM-SPECIR"/>
       <w:r>
         <w:t xml:space="preserve">TERM-SPECIR: SpecIR</w:t>
       </w:r>
@@ -14262,7 +14262,7 @@
         <w:keepNext/>
         <w:outlineLvl w:val="0"/>
       </w:pPr>
-      <w:bookmarkStart w:name="TERM-20" w:id="88096"/>
+      <w:bookmarkStart w:id="88096" w:name="TERM-20"/>
       <w:r>
         <w:t xml:space="preserve">TERM-20: RESOLVE Phase</w:t>
       </w:r>
@@ -14346,7 +14346,7 @@
         <w:keepNext/>
         <w:outlineLvl w:val="0"/>
       </w:pPr>
-      <w:bookmarkStart w:name="TERM-30" w:id="88127"/>
+      <w:bookmarkStart w:id="88127" w:name="TERM-30"/>
       <w:r>
         <w:t xml:space="preserve">TERM-30: Build Cache</w:t>
       </w:r>
@@ -14424,7 +14424,7 @@
         <w:keepNext/>
         <w:outlineLvl w:val="0"/>
       </w:pPr>
-      <w:bookmarkStart w:name="TERM-28" w:id="88104"/>
+      <w:bookmarkStart w:id="88104" w:name="TERM-28"/>
       <w:r>
         <w:t xml:space="preserve">TERM-28: Counter Group</w:t>
       </w:r>
@@ -14502,7 +14502,7 @@
         <w:keepNext/>
         <w:outlineLvl w:val="0"/>
       </w:pPr>
-      <w:bookmarkStart w:name="TERM-36" w:id="88133"/>
+      <w:bookmarkStart w:id="88133" w:name="TERM-36"/>
       <w:r>
         <w:t xml:space="preserve">TERM-36: CSC (Computer Software Component)</w:t>
       </w:r>
@@ -14616,7 +14616,7 @@
         <w:keepNext/>
         <w:outlineLvl w:val="0"/>
       </w:pPr>
-      <w:bookmarkStart w:name="TERM-37" w:id="88134"/>
+      <w:bookmarkStart w:id="88134" w:name="TERM-37"/>
       <w:r>
         <w:t xml:space="preserve">TERM-37: CSU (Computer Software Unit)</w:t>
       </w:r>
@@ -14718,7 +14718,7 @@
         <w:keepNext/>
         <w:outlineLvl w:val="0"/>
       </w:pPr>
-      <w:bookmarkStart w:name="TERM-35" w:id="88132"/>
+      <w:bookmarkStart w:id="88132" w:name="TERM-35"/>
       <w:r>
         <w:t xml:space="preserve">TERM-35: Data View</w:t>
       </w:r>
@@ -14886,7 +14886,7 @@
         <w:keepNext/>
         <w:outlineLvl w:val="0"/>
       </w:pPr>
-      <w:bookmarkStart w:name="TERM-EAV" w:id="49818"/>
+      <w:bookmarkStart w:id="49818" w:name="TERM-EAV"/>
       <w:r>
         <w:t xml:space="preserve">TERM-EAV: EAV Model</w:t>
       </w:r>
@@ -14964,7 +14964,7 @@
         <w:keepNext/>
         <w:outlineLvl w:val="0"/>
       </w:pPr>
-      <w:bookmarkStart w:name="TERM-23" w:id="88099"/>
+      <w:bookmarkStart w:id="88099" w:name="TERM-23"/>
       <w:r>
         <w:t xml:space="preserve">TERM-23: EMIT Phase</w:t>
       </w:r>
@@ -15048,7 +15048,7 @@
         <w:keepNext/>
         <w:outlineLvl w:val="0"/>
       </w:pPr>
-      <w:bookmarkStart w:name="TERM-04" w:id="88038"/>
+      <w:bookmarkStart w:id="88038" w:name="TERM-04"/>
       <w:r>
         <w:t xml:space="preserve">TERM-04: Float</w:t>
       </w:r>
@@ -15101,7 +15101,7 @@
         <w:keepNext/>
         <w:outlineLvl w:val="0"/>
       </w:pPr>
-      <w:bookmarkStart w:name="TERM-34" w:id="88131"/>
+      <w:bookmarkStart w:id="88131" w:name="TERM-34"/>
       <w:r>
         <w:t xml:space="preserve">TERM-34: External Renderer</w:t>
       </w:r>
@@ -15179,7 +15179,7 @@
         <w:keepNext/>
         <w:outlineLvl w:val="0"/>
       </w:pPr>
-      <w:bookmarkStart w:name="TERM-16" w:id="88071"/>
+      <w:bookmarkStart w:id="88071" w:name="TERM-16"/>
       <w:r>
         <w:t xml:space="preserve">TERM-16: Handler</w:t>
       </w:r>
@@ -15619,7 +15619,7 @@
         <w:keepNext/>
         <w:outlineLvl w:val="0"/>
       </w:pPr>
-      <w:bookmarkStart w:name="TERM-19" w:id="88074"/>
+      <w:bookmarkStart w:id="88074" w:name="TERM-19"/>
       <w:r>
         <w:t xml:space="preserve">TERM-19: INITIALIZE Phase</w:t>
       </w:r>
@@ -15703,7 +15703,7 @@
         <w:keepNext/>
         <w:outlineLvl w:val="0"/>
       </w:pPr>
-      <w:bookmarkStart w:name="TERM-33" w:id="88130"/>
+      <w:bookmarkStart w:id="88130" w:name="TERM-33"/>
       <w:r>
         <w:t xml:space="preserve">TERM-33: Model</w:t>
       </w:r>
@@ -15829,7 +15829,7 @@
         <w:keepNext/>
         <w:outlineLvl w:val="0"/>
       </w:pPr>
-      <w:bookmarkStart w:name="TERM-31" w:id="88128"/>
+      <w:bookmarkStart w:id="88128" w:name="TERM-31"/>
       <w:r>
         <w:t xml:space="preserve">TERM-31: Output Cache</w:t>
       </w:r>
@@ -15907,7 +15907,7 @@
         <w:keepNext/>
         <w:outlineLvl w:val="0"/>
       </w:pPr>
-      <w:bookmarkStart w:name="TERM-17" w:id="88072"/>
+      <w:bookmarkStart w:id="88072" w:name="TERM-17"/>
       <w:r>
         <w:t xml:space="preserve">TERM-17: Phase</w:t>
       </w:r>
@@ -15991,7 +15991,7 @@
         <w:keepNext/>
         <w:outlineLvl w:val="0"/>
       </w:pPr>
-      <w:bookmarkStart w:name="TERM-15" w:id="88070"/>
+      <w:bookmarkStart w:id="88070" w:name="TERM-15"/>
       <w:r>
         <w:t xml:space="preserve">TERM-15: Pipeline</w:t>
       </w:r>
@@ -16075,7 +16075,7 @@
         <w:keepNext/>
         <w:outlineLvl w:val="0"/>
       </w:pPr>
-      <w:bookmarkStart w:name="TERM-24" w:id="88100"/>
+      <w:bookmarkStart w:id="88100" w:name="TERM-24"/>
       <w:r>
         <w:t xml:space="preserve">TERM-24: Prerequisites</w:t>
       </w:r>
@@ -16153,7 +16153,7 @@
         <w:keepNext/>
         <w:outlineLvl w:val="0"/>
       </w:pPr>
-      <w:bookmarkStart w:name="TERM-25" w:id="88101"/>
+      <w:bookmarkStart w:id="88101" w:name="TERM-25"/>
       <w:r>
         <w:t xml:space="preserve">TERM-25: Topological Sort</w:t>
       </w:r>
@@ -16231,7 +16231,7 @@
         <w:keepNext/>
         <w:outlineLvl w:val="0"/>
       </w:pPr>
-      <w:bookmarkStart w:name="TERM-22" w:id="88098"/>
+      <w:bookmarkStart w:id="88098" w:name="TERM-22"/>
       <w:r>
         <w:t xml:space="preserve">TERM-22: TRANSFORM Phase</w:t>
       </w:r>
@@ -16315,7 +16315,7 @@
         <w:keepNext/>
         <w:outlineLvl w:val="0"/>
       </w:pPr>
-      <w:bookmarkStart w:name="TERM-27" w:id="88103"/>
+      <w:bookmarkStart w:id="88103" w:name="TERM-27"/>
       <w:r>
         <w:t xml:space="preserve">TERM-27: Type Alias</w:t>
       </w:r>
@@ -16435,7 +16435,7 @@
         <w:keepNext/>
         <w:outlineLvl w:val="0"/>
       </w:pPr>
-      <w:bookmarkStart w:name="TERM-38" w:id="88135"/>
+      <w:bookmarkStart w:id="88135" w:name="TERM-38"/>
       <w:r>
         <w:t xml:space="preserve">TERM-38: Type Loader</w:t>
       </w:r>
@@ -16684,7 +16684,7 @@
         <w:keepNext/>
         <w:outlineLvl w:val="0"/>
       </w:pPr>
-      <w:bookmarkStart w:name="TERM-26" w:id="88102"/>
+      <w:bookmarkStart w:id="88102" w:name="TERM-26"/>
       <w:r>
         <w:t xml:space="preserve">TERM-26: Type Registry</w:t>
       </w:r>
@@ -16762,7 +16762,7 @@
         <w:keepNext/>
         <w:outlineLvl w:val="0"/>
       </w:pPr>
-      <w:bookmarkStart w:name="TERM-21" w:id="88097"/>
+      <w:bookmarkStart w:id="88097" w:name="TERM-21"/>
       <w:r>
         <w:t xml:space="preserve">TERM-21: ANALYZE Phase</w:t>
       </w:r>
@@ -16846,7 +16846,7 @@
         <w:keepNext/>
         <w:outlineLvl w:val="0"/>
       </w:pPr>
-      <w:bookmarkStart w:name="TERM-AST" w:id="46530"/>
+      <w:bookmarkStart w:id="46530" w:name="TERM-AST"/>
       <w:r>
         <w:t xml:space="preserve">TERM-AST: Abstract Syntax Tree</w:t>
       </w:r>
@@ -17008,7 +17008,7 @@
         <w:keepNext/>
         <w:outlineLvl w:val="0"/>
       </w:pPr>
-      <w:bookmarkStart w:name="TERM-FTS" w:id="51365"/>
+      <w:bookmarkStart w:id="51365" w:name="TERM-FTS"/>
       <w:r>
         <w:t xml:space="preserve">TERM-FTS: Full-Text Search</w:t>
       </w:r>
@@ -17164,7 +17164,7 @@
         <w:keepNext/>
         <w:outlineLvl w:val="0"/>
       </w:pPr>
-      <w:bookmarkStart w:name="TERM-HLR" w:id="53038"/>
+      <w:bookmarkStart w:id="53038" w:name="TERM-HLR"/>
       <w:r>
         <w:t xml:space="preserve">TERM-HLR: High-Level Requirement</w:t>
       </w:r>
@@ -17308,7 +17308,7 @@
         <w:keepNext/>
         <w:outlineLvl w:val="0"/>
       </w:pPr>
-      <w:bookmarkStart w:name="TERM-IR" w:id="88843"/>
+      <w:bookmarkStart w:id="88843" w:name="TERM-IR"/>
       <w:r>
         <w:t xml:space="preserve">TERM-IR: Intermediate Representation</w:t>
       </w:r>
@@ -17470,7 +17470,7 @@
         <w:keepNext/>
         <w:outlineLvl w:val="0"/>
       </w:pPr>
-      <w:bookmarkStart w:name="TERM-PID" w:id="60619"/>
+      <w:bookmarkStart w:id="60619" w:name="TERM-PID"/>
       <w:r>
         <w:t xml:space="preserve">TERM-PID: Project Identifier</w:t>
       </w:r>
@@ -17671,7 +17671,7 @@
         <w:keepNext/>
         <w:outlineLvl w:val="0"/>
       </w:pPr>
-      <w:bookmarkStart w:name="TERM-VERIFICATIONVIEW" w:id="69762"/>
+      <w:bookmarkStart w:id="69762" w:name="TERM-VERIFICATIONVIEW"/>
       <w:r>
         <w:t xml:space="preserve">TERM-VERIFICATIONVIEW: Analyze Query</w:t>
       </w:r>
@@ -17833,7 +17833,7 @@
         <w:keepNext/>
         <w:outlineLvl w:val="0"/>
       </w:pPr>
-      <w:bookmarkStart w:name="TERM-SQLITE" w:id="57614"/>
+      <w:bookmarkStart w:id="57614" w:name="TERM-SQLITE"/>
       <w:r>
         <w:t xml:space="preserve">TERM-SQLITE: SQLite Database</w:t>
       </w:r>
@@ -17995,7 +17995,7 @@
         <w:keepNext/>
         <w:outlineLvl w:val="0"/>
       </w:pPr>
-      <w:bookmarkStart w:name="TERM-TRACEABLE" w:id="78911"/>
+      <w:bookmarkStart w:id="78911" w:name="TERM-TRACEABLE"/>
       <w:r>
         <w:t xml:space="preserve">TERM-TRACEABLE: Traceable Object</w:t>
       </w:r>
@@ -18157,7 +18157,7 @@
         <w:keepNext/>
         <w:outlineLvl w:val="0"/>
       </w:pPr>
-      <w:bookmarkStart w:name="TERM-TYPE" w:id="14140"/>
+      <w:bookmarkStart w:id="14140" w:name="TERM-TYPE"/>
       <w:r>
         <w:t xml:space="preserve">TERM-TYPE: Type</w:t>
       </w:r>
@@ -18343,7 +18343,7 @@
         <w:keepNext/>
         <w:outlineLvl w:val="0"/>
       </w:pPr>
-      <w:bookmarkStart w:name="TERM-VC" w:id="89231"/>
+      <w:bookmarkStart w:id="89231" w:name="TERM-VC"/>
       <w:r>
         <w:t xml:space="preserve">TERM-VC: Verification Case</w:t>
       </w:r>
@@ -18547,7 +18547,7 @@
         <w:keepNext/>
         <w:outlineLvl w:val="0"/>
       </w:pPr>
-      <w:bookmarkStart w:name="TERM-COMPOSITE" w:id="1639"/>
+      <w:bookmarkStart w:id="1639" w:name="TERM-COMPOSITE"/>
       <w:r>
         <w:t xml:space="preserve">TERM-COMPOSITE: Composite Object Type</w:t>
       </w:r>
@@ -18770,7 +18770,7 @@
         <w:keepNext/>
         <w:outlineLvl w:val="0"/>
       </w:pPr>
-      <w:bookmarkStart w:name="TERM-SELECTOR" w:id="38337"/>
+      <w:bookmarkStart w:id="38337" w:name="TERM-SELECTOR"/>
       <w:r>
         <w:t xml:space="preserve">TERM-SELECTOR: Relation Selector</w:t>
       </w:r>
@@ -19002,7 +19002,7 @@
         <w:keepNext/>
         <w:outlineLvl w:val="0"/>
       </w:pPr>
-      <w:bookmarkStart w:name="TERM-SPECIFICITY" w:id="43676"/>
+      <w:bookmarkStart w:id="43676" w:name="TERM-SPECIFICITY"/>
       <w:r>
         <w:t xml:space="preserve">TERM-SPECIFICITY: Specificity Scoring</w:t>
       </w:r>
@@ -19144,7 +19144,7 @@
         <w:keepNext/>
         <w:outlineLvl w:val="0"/>
       </w:pPr>
-      <w:bookmarkStart w:name="TERM-PIR" w:id="60633"/>
+      <w:bookmarkStart w:id="60633" w:name="TERM-PIR"/>
       <w:r>
         <w:t xml:space="preserve">TERM-PIR: Processed Intermediate Representation</w:t>
       </w:r>
@@ -19306,7 +19306,7 @@
         <w:keepNext/>
         <w:outlineLvl w:val="0"/>
       </w:pPr>
-      <w:bookmarkStart w:name="TERM-NDJSON" w:id="55968"/>
+      <w:bookmarkStart w:id="55968" w:name="TERM-NDJSON"/>
       <w:r>
         <w:t xml:space="preserve">TERM-NDJSON: Newline-Delimited JSON</w:t>
       </w:r>
@@ -19516,7 +19516,7 @@
         <w:keepNext/>
         <w:outlineLvl w:val="0"/>
       </w:pPr>
-      <w:bookmarkStart w:name="TERM-VALIDATIONPOLICY" w:id="10349"/>
+      <w:bookmarkStart w:id="10349" w:name="TERM-VALIDATIONPOLICY"/>
       <w:r>
         <w:t xml:space="preserve">TERM-VALIDATIONPOLICY: Validation Policy</w:t>
       </w:r>
@@ -19772,7 +19772,7 @@
         <w:keepNext/>
         <w:outlineLvl w:val="0"/>
       </w:pPr>
-      <w:bookmarkStart w:name="TERM-DIAGNOSTIC" w:id="59209"/>
+      <w:bookmarkStart w:id="59209" w:name="TERM-DIAGNOSTIC"/>
       <w:r>
         <w:t xml:space="preserve">TERM-DIAGNOSTIC: Diagnostic Record</w:t>
       </w:r>
@@ -20046,7 +20046,7 @@
         <w:keepNext/>
         <w:outlineLvl w:val="0"/>
       </w:pPr>
-      <w:bookmarkStart w:name="TERM-BUILDGRAPH" w:id="90946"/>
+      <w:bookmarkStart w:id="90946" w:name="TERM-BUILDGRAPH"/>
       <w:r>
         <w:t xml:space="preserve">TERM-BUILDGRAPH: Build Graph</w:t>
       </w:r>
@@ -20274,7 +20274,7 @@
         <w:keepNext/>
         <w:outlineLvl w:val="0"/>
       </w:pPr>
-      <w:bookmarkStart w:name="TERM-PLACEHOLDERBLOCK" w:id="36444"/>
+      <w:bookmarkStart w:id="36444" w:name="TERM-PLACEHOLDERBLOCK"/>
       <w:r>
         <w:t xml:space="preserve">TERM-PLACEHOLDERBLOCK: Placeholder Block</w:t>
       </w:r>
@@ -22103,18 +22103,18 @@
     <w:basedOn w:val="VerbatimChar"/>
     <w:rPr/>
   </w:style>
-  <w:style w:customStyle="1" w:styleId="SpecObjectHeader" w:type="paragraph">
+  <w:style w:styleId="SpecObjectHeader" w:type="paragraph" w:customStyle="1">
     <w:name w:val="Spec Object Header"/>
     <w:basedOn w:val="Normal"/>
     <w:next w:val="FirstParagraph"/>
     <w:qFormat/>
     <w:pPr>
       <w:keepNext/>
-      <w:spacing w:before="280" w:after="120" w:line="276" w:lineRule="auto"/>
+      <w:spacing w:before="280" w:lineRule="auto" w:line="276" w:after="120"/>
       <w:outlineLvl w:val="0"/>
     </w:pPr>
     <w:rPr>
-      <w:rFonts w:ascii="Calibri Light" w:hAnsi="Calibri Light" w:cs="Calibri Light"/>
+      <w:rFonts w:hAnsi="Calibri Light" w:cs="Calibri Light" w:ascii="Calibri Light"/>
       <w:b/>
       <w:bCs/>
       <w:color w:val="0F4C64"/>

--- a/engineering/downloads/srs.docx
+++ b/engineering/downloads/srs.docx
@@ -178,7 +178,7 @@
         <w:keepNext/>
         <w:outlineLvl w:val="0"/>
       </w:pPr>
-      <w:bookmarkStart w:id="50443" w:name="SpecIR-01"/>
+      <w:bookmarkStart w:name="SpecIR-01" w:id="50443"/>
       <w:r>
         <w:t xml:space="preserve">SpecIR-01: Specification</w:t>
       </w:r>
@@ -358,7 +358,7 @@
         <w:keepNext/>
         <w:outlineLvl w:val="0"/>
       </w:pPr>
-      <w:bookmarkStart w:id="50444" w:name="SpecIR-02"/>
+      <w:bookmarkStart w:name="SpecIR-02" w:id="50444"/>
       <w:r>
         <w:t xml:space="preserve">SpecIR-02: Spec Object</w:t>
       </w:r>
@@ -590,7 +590,7 @@
         <w:keepNext/>
         <w:outlineLvl w:val="0"/>
       </w:pPr>
-      <w:bookmarkStart w:id="50445" w:name="SpecIR-03"/>
+      <w:bookmarkStart w:name="SpecIR-03" w:id="50445"/>
       <w:r>
         <w:t xml:space="preserve">SpecIR-03: Spec Float</w:t>
       </w:r>
@@ -776,7 +776,7 @@
         <w:keepNext/>
         <w:outlineLvl w:val="0"/>
       </w:pPr>
-      <w:bookmarkStart w:id="50446" w:name="SpecIR-04"/>
+      <w:bookmarkStart w:name="SpecIR-04" w:id="50446"/>
       <w:r>
         <w:t xml:space="preserve">SpecIR-04: Attribute</w:t>
       </w:r>
@@ -948,7 +948,7 @@
         <w:keepNext/>
         <w:outlineLvl w:val="0"/>
       </w:pPr>
-      <w:bookmarkStart w:id="50447" w:name="SpecIR-05"/>
+      <w:bookmarkStart w:name="SpecIR-05" w:id="50447"/>
       <w:r>
         <w:t xml:space="preserve">SpecIR-05: Spec Relation</w:t>
       </w:r>
@@ -1364,7 +1364,7 @@
         <w:keepNext/>
         <w:outlineLvl w:val="0"/>
       </w:pPr>
-      <w:bookmarkStart w:id="50448" w:name="SpecIR-06"/>
+      <w:bookmarkStart w:name="SpecIR-06" w:id="50448"/>
       <w:r>
         <w:t xml:space="preserve">SpecIR-06: Spec View</w:t>
       </w:r>
@@ -1548,7 +1548,7 @@
         <w:keepNext/>
         <w:outlineLvl w:val="0"/>
       </w:pPr>
-      <w:bookmarkStart w:id="54264" w:name="SF-001"/>
+      <w:bookmarkStart w:name="SF-001" w:id="54264"/>
       <w:r>
         <w:t xml:space="preserve">SF-001: Pipeline Execution</w:t>
       </w:r>
@@ -2030,7 +2030,7 @@
         <w:keepNext/>
         <w:outlineLvl w:val="0"/>
       </w:pPr>
-      <w:bookmarkStart w:id="89458" w:name="HLR-PIPE-001"/>
+      <w:bookmarkStart w:name="HLR-PIPE-001" w:id="89458"/>
       <w:r>
         <w:t xml:space="preserve">HLR-PIPE-001: Five-Phase Lifecycle</w:t>
       </w:r>
@@ -2205,7 +2205,7 @@
         <w:keepNext/>
         <w:outlineLvl w:val="0"/>
       </w:pPr>
-      <w:bookmarkStart w:id="89459" w:name="HLR-PIPE-002"/>
+      <w:bookmarkStart w:name="HLR-PIPE-002" w:id="89459"/>
       <w:r>
         <w:t xml:space="preserve">HLR-PIPE-002: Handler Registration and Prerequisites</w:t>
       </w:r>
@@ -2418,7 +2418,7 @@
         <w:keepNext/>
         <w:outlineLvl w:val="0"/>
       </w:pPr>
-      <w:bookmarkStart w:id="89460" w:name="HLR-PIPE-003"/>
+      <w:bookmarkStart w:name="HLR-PIPE-003" w:id="89460"/>
       <w:r>
         <w:t xml:space="preserve">HLR-PIPE-003: Topological Ordering via Kahn’s Algorithm</w:t>
       </w:r>
@@ -2573,7 +2573,7 @@
         <w:keepNext/>
         <w:outlineLvl w:val="0"/>
       </w:pPr>
-      <w:bookmarkStart w:id="89461" w:name="HLR-PIPE-004"/>
+      <w:bookmarkStart w:name="HLR-PIPE-004" w:id="89461"/>
       <w:r>
         <w:t xml:space="preserve">HLR-PIPE-004: Phase Abort on ANALYZE Errors</w:t>
       </w:r>
@@ -2665,7 +2665,7 @@
         <w:keepNext/>
         <w:outlineLvl w:val="0"/>
       </w:pPr>
-      <w:bookmarkStart w:id="89462" w:name="HLR-PIPE-005"/>
+      <w:bookmarkStart w:name="HLR-PIPE-005" w:id="89462"/>
       <w:r>
         <w:t xml:space="preserve">HLR-PIPE-005: Batch Dispatch for All Phases</w:t>
       </w:r>
@@ -2780,7 +2780,7 @@
         <w:keepNext/>
         <w:outlineLvl w:val="0"/>
       </w:pPr>
-      <w:bookmarkStart w:id="89463" w:name="HLR-PIPE-006"/>
+      <w:bookmarkStart w:name="HLR-PIPE-006" w:id="89463"/>
       <w:r>
         <w:t xml:space="preserve">HLR-PIPE-006: Context Creation and Propagation</w:t>
       </w:r>
@@ -3105,7 +3105,7 @@
         <w:keepNext/>
         <w:outlineLvl w:val="0"/>
       </w:pPr>
-      <w:bookmarkStart w:id="89464" w:name="HLR-PIPE-007"/>
+      <w:bookmarkStart w:name="HLR-PIPE-007" w:id="89464"/>
       <w:r>
         <w:t xml:space="preserve">HLR-PIPE-007: CommonSpec Input Parsing</w:t>
       </w:r>
@@ -3635,7 +3635,7 @@
         <w:keepNext/>
         <w:outlineLvl w:val="0"/>
       </w:pPr>
-      <w:bookmarkStart w:id="89465" w:name="HLR-PIPE-008"/>
+      <w:bookmarkStart w:name="HLR-PIPE-008" w:id="89465"/>
       <w:r>
         <w:t xml:space="preserve">HLR-PIPE-008: Include File Expansion</w:t>
       </w:r>
@@ -3830,7 +3830,7 @@
         <w:keepNext/>
         <w:outlineLvl w:val="0"/>
       </w:pPr>
-      <w:bookmarkStart w:id="89466" w:name="HLR-PIPE-009"/>
+      <w:bookmarkStart w:name="HLR-PIPE-009" w:id="89466"/>
       <w:r>
         <w:t xml:space="preserve">HLR-PIPE-009: PID Auto-Generation</w:t>
       </w:r>
@@ -4133,7 +4133,7 @@
         <w:keepNext/>
         <w:outlineLvl w:val="0"/>
       </w:pPr>
-      <w:bookmarkStart w:id="89488" w:name="HLR-PIPE-010"/>
+      <w:bookmarkStart w:name="HLR-PIPE-010" w:id="89488"/>
       <w:r>
         <w:t xml:space="preserve">HLR-PIPE-010: Relation Type Inference</w:t>
       </w:r>
@@ -4375,7 +4375,7 @@
         <w:keepNext/>
         <w:outlineLvl w:val="0"/>
       </w:pPr>
-      <w:bookmarkStart w:id="89489" w:name="HLR-PIPE-011"/>
+      <w:bookmarkStart w:name="HLR-PIPE-011" w:id="89489"/>
       <w:r>
         <w:t xml:space="preserve">HLR-PIPE-011: Prerequisite-Not-Found Diagnostic</w:t>
       </w:r>
@@ -4512,7 +4512,7 @@
         <w:keepNext/>
         <w:outlineLvl w:val="0"/>
       </w:pPr>
-      <w:bookmarkStart w:id="89490" w:name="HLR-PIPE-012"/>
+      <w:bookmarkStart w:name="HLR-PIPE-012" w:id="89490"/>
       <w:r>
         <w:t xml:space="preserve">HLR-PIPE-012: Section Scope Termination</w:t>
       </w:r>
@@ -4684,7 +4684,7 @@
         <w:keepNext/>
         <w:outlineLvl w:val="0"/>
       </w:pPr>
-      <w:bookmarkStart w:id="54265" w:name="SF-002"/>
+      <w:bookmarkStart w:name="SF-002" w:id="54265"/>
       <w:r>
         <w:t xml:space="preserve">SF-002: Specification Persistence</w:t>
       </w:r>
@@ -5061,7 +5061,7 @@
         <w:keepNext/>
         <w:outlineLvl w:val="0"/>
       </w:pPr>
-      <w:bookmarkStart w:id="48904" w:name="HLR-STOR-001"/>
+      <w:bookmarkStart w:name="HLR-STOR-001" w:id="48904"/>
       <w:r>
         <w:t xml:space="preserve">HLR-STOR-001: SQLite Persistence</w:t>
       </w:r>
@@ -5165,7 +5165,7 @@
         <w:keepNext/>
         <w:outlineLvl w:val="0"/>
       </w:pPr>
-      <w:bookmarkStart w:id="48905" w:name="HLR-STOR-002"/>
+      <w:bookmarkStart w:name="HLR-STOR-002" w:id="48905"/>
       <w:r>
         <w:t xml:space="preserve">HLR-STOR-002: EAV Attribute Model</w:t>
       </w:r>
@@ -5275,7 +5275,7 @@
         <w:keepNext/>
         <w:outlineLvl w:val="0"/>
       </w:pPr>
-      <w:bookmarkStart w:id="48906" w:name="HLR-STOR-003"/>
+      <w:bookmarkStart w:name="HLR-STOR-003" w:id="48906"/>
       <w:r>
         <w:t xml:space="preserve">HLR-STOR-003: Build Cache</w:t>
       </w:r>
@@ -5379,7 +5379,7 @@
         <w:keepNext/>
         <w:outlineLvl w:val="0"/>
       </w:pPr>
-      <w:bookmarkStart w:id="48907" w:name="HLR-STOR-004"/>
+      <w:bookmarkStart w:name="HLR-STOR-004" w:id="48907"/>
       <w:r>
         <w:t xml:space="preserve">HLR-STOR-004: Output Cache</w:t>
       </w:r>
@@ -5489,7 +5489,7 @@
         <w:keepNext/>
         <w:outlineLvl w:val="0"/>
       </w:pPr>
-      <w:bookmarkStart w:id="48909" w:name="HLR-STOR-006"/>
+      <w:bookmarkStart w:name="HLR-STOR-006" w:id="48909"/>
       <w:r>
         <w:t xml:space="preserve">HLR-STOR-006: EAV Pivot Views for External Queries</w:t>
       </w:r>
@@ -5674,7 +5674,7 @@
         <w:keepNext/>
         <w:outlineLvl w:val="0"/>
       </w:pPr>
-      <w:bookmarkStart w:id="48908" w:name="HLR-STOR-005"/>
+      <w:bookmarkStart w:name="HLR-STOR-005" w:id="48908"/>
       <w:r>
         <w:t xml:space="preserve">HLR-STOR-005: Incremental Rebuild Support</w:t>
       </w:r>
@@ -5794,7 +5794,7 @@
         <w:keepNext/>
         <w:outlineLvl w:val="0"/>
       </w:pPr>
-      <w:bookmarkStart w:id="54266" w:name="SF-003"/>
+      <w:bookmarkStart w:name="SF-003" w:id="54266"/>
       <w:r>
         <w:t xml:space="preserve">SF-003: Type System</w:t>
       </w:r>
@@ -5950,7 +5950,7 @@
         <w:keepNext/>
         <w:outlineLvl w:val="0"/>
       </w:pPr>
-      <w:bookmarkStart w:id="4798" w:name="HLR-TYPE-001"/>
+      <w:bookmarkStart w:name="HLR-TYPE-001" w:id="4798"/>
       <w:r>
         <w:t xml:space="preserve">HLR-TYPE-001: Specifications Container</w:t>
       </w:r>
@@ -6202,7 +6202,7 @@
         <w:keepNext/>
         <w:outlineLvl w:val="0"/>
       </w:pPr>
-      <w:bookmarkStart w:id="4799" w:name="HLR-TYPE-002"/>
+      <w:bookmarkStart w:name="HLR-TYPE-002" w:id="4799"/>
       <w:r>
         <w:t xml:space="preserve">HLR-TYPE-002: Spec Objects Container</w:t>
       </w:r>
@@ -6554,7 +6554,7 @@
         <w:keepNext/>
         <w:outlineLvl w:val="0"/>
       </w:pPr>
-      <w:bookmarkStart w:id="4800" w:name="HLR-TYPE-003"/>
+      <w:bookmarkStart w:name="HLR-TYPE-003" w:id="4800"/>
       <w:r>
         <w:t xml:space="preserve">HLR-TYPE-003: Spec Floats Container</w:t>
       </w:r>
@@ -7045,7 +7045,7 @@
         <w:keepNext/>
         <w:outlineLvl w:val="0"/>
       </w:pPr>
-      <w:bookmarkStart w:id="4801" w:name="HLR-TYPE-004"/>
+      <w:bookmarkStart w:name="HLR-TYPE-004" w:id="4801"/>
       <w:r>
         <w:t xml:space="preserve">HLR-TYPE-004: Spec Views Container</w:t>
       </w:r>
@@ -7409,7 +7409,7 @@
         <w:keepNext/>
         <w:outlineLvl w:val="0"/>
       </w:pPr>
-      <w:bookmarkStart w:id="4802" w:name="HLR-TYPE-005"/>
+      <w:bookmarkStart w:name="HLR-TYPE-005" w:id="4802"/>
       <w:r>
         <w:t xml:space="preserve">HLR-TYPE-005: Spec Relations Container</w:t>
       </w:r>
@@ -7817,7 +7817,7 @@
         <w:keepNext/>
         <w:outlineLvl w:val="0"/>
       </w:pPr>
-      <w:bookmarkStart w:id="4803" w:name="HLR-TYPE-006"/>
+      <w:bookmarkStart w:name="HLR-TYPE-006" w:id="4803"/>
       <w:r>
         <w:t xml:space="preserve">HLR-TYPE-006: Spec Attributes Container</w:t>
       </w:r>
@@ -8169,7 +8169,7 @@
         <w:keepNext/>
         <w:outlineLvl w:val="0"/>
       </w:pPr>
-      <w:bookmarkStart w:id="4804" w:name="HLR-TYPE-007"/>
+      <w:bookmarkStart w:name="HLR-TYPE-007" w:id="4804"/>
       <w:r>
         <w:t xml:space="preserve">HLR-TYPE-007: Type Validation</w:t>
       </w:r>
@@ -8374,7 +8374,7 @@
         <w:keepNext/>
         <w:outlineLvl w:val="0"/>
       </w:pPr>
-      <w:bookmarkStart w:id="54268" w:name="SF-005"/>
+      <w:bookmarkStart w:name="SF-005" w:id="54268"/>
       <w:r>
         <w:t xml:space="preserve">SF-005: Extension Framework</w:t>
       </w:r>
@@ -8434,7 +8434,7 @@
         <w:keepNext/>
         <w:outlineLvl w:val="0"/>
       </w:pPr>
-      <w:bookmarkStart w:id="17127" w:name="HLR-EXT-001"/>
+      <w:bookmarkStart w:name="HLR-EXT-001" w:id="17127"/>
       <w:r>
         <w:t xml:space="preserve">HLR-EXT-001: Type Descriptor Loading</w:t>
       </w:r>
@@ -8699,7 +8699,7 @@
         <w:keepNext/>
         <w:outlineLvl w:val="0"/>
       </w:pPr>
-      <w:bookmarkStart w:id="17128" w:name="HLR-EXT-002"/>
+      <w:bookmarkStart w:name="HLR-EXT-002" w:id="17128"/>
       <w:r>
         <w:t xml:space="preserve">HLR-EXT-002: Model Directory Structure</w:t>
       </w:r>
@@ -8918,7 +8918,7 @@
         <w:keepNext/>
         <w:outlineLvl w:val="0"/>
       </w:pPr>
-      <w:bookmarkStart w:id="17129" w:name="HLR-EXT-003"/>
+      <w:bookmarkStart w:name="HLR-EXT-003" w:id="17129"/>
       <w:r>
         <w:t xml:space="preserve">HLR-EXT-003: Descriptor Registration</w:t>
       </w:r>
@@ -9061,7 +9061,7 @@
         <w:keepNext/>
         <w:outlineLvl w:val="0"/>
       </w:pPr>
-      <w:bookmarkStart w:id="17130" w:name="HLR-EXT-004"/>
+      <w:bookmarkStart w:name="HLR-EXT-004" w:id="17130"/>
       <w:r>
         <w:t xml:space="preserve">HLR-EXT-004: Type Schema</w:t>
       </w:r>
@@ -9156,7 +9156,7 @@
         <w:keepNext/>
         <w:outlineLvl w:val="0"/>
       </w:pPr>
-      <w:bookmarkStart w:id="17131" w:name="HLR-EXT-005"/>
+      <w:bookmarkStart w:name="HLR-EXT-005" w:id="17131"/>
       <w:r>
         <w:t xml:space="preserve">HLR-EXT-005: Model Resolution and Overlay</w:t>
       </w:r>
@@ -9311,7 +9311,7 @@
         <w:keepNext/>
         <w:outlineLvl w:val="0"/>
       </w:pPr>
-      <w:bookmarkStart w:id="17132" w:name="HLR-EXT-006"/>
+      <w:bookmarkStart w:name="HLR-EXT-006" w:id="17132"/>
       <w:r>
         <w:t xml:space="preserve">HLR-EXT-006: External Renderer Hooks</w:t>
       </w:r>
@@ -9460,7 +9460,7 @@
         <w:keepNext/>
         <w:outlineLvl w:val="0"/>
       </w:pPr>
-      <w:bookmarkStart w:id="17133" w:name="HLR-EXT-007"/>
+      <w:bookmarkStart w:name="HLR-EXT-007" w:id="17133"/>
       <w:r>
         <w:t xml:space="preserve">HLR-EXT-007: Data View Hooks</w:t>
       </w:r>
@@ -9615,7 +9615,7 @@
         <w:keepNext/>
         <w:outlineLvl w:val="0"/>
       </w:pPr>
-      <w:bookmarkStart w:id="17134" w:name="HLR-EXT-008"/>
+      <w:bookmarkStart w:name="HLR-EXT-008" w:id="17134"/>
       <w:r>
         <w:t xml:space="preserve">HLR-EXT-008: Hook Index</w:t>
       </w:r>
@@ -9710,7 +9710,7 @@
         <w:keepNext/>
         <w:outlineLvl w:val="0"/>
       </w:pPr>
-      <w:bookmarkStart w:id="17135" w:name="HLR-EXT-009"/>
+      <w:bookmarkStart w:name="HLR-EXT-009" w:id="17135"/>
       <w:r>
         <w:t xml:space="preserve">HLR-EXT-009: Canonical Hook Context</w:t>
       </w:r>
@@ -9835,7 +9835,7 @@
         <w:keepNext/>
         <w:outlineLvl w:val="0"/>
       </w:pPr>
-      <w:bookmarkStart w:id="17157" w:name="HLR-EXT-010"/>
+      <w:bookmarkStart w:name="HLR-EXT-010" w:id="17157"/>
       <w:r>
         <w:t xml:space="preserve">HLR-EXT-010: Model Manifest</w:t>
       </w:r>
@@ -9957,7 +9957,7 @@
         <w:keepNext/>
         <w:outlineLvl w:val="0"/>
       </w:pPr>
-      <w:bookmarkStart w:id="17158" w:name="HLR-EXT-011"/>
+      <w:bookmarkStart w:name="HLR-EXT-011" w:id="17158"/>
       <w:r>
         <w:t xml:space="preserve">HLR-EXT-011: Hook Validation and Phase Registration</w:t>
       </w:r>
@@ -10091,7 +10091,7 @@
         <w:keepNext/>
         <w:outlineLvl w:val="0"/>
       </w:pPr>
-      <w:bookmarkStart w:id="17159" w:name="HLR-EXT-012"/>
+      <w:bookmarkStart w:name="HLR-EXT-012" w:id="17159"/>
       <w:r>
         <w:t xml:space="preserve">HLR-EXT-012: Analyze Query Descriptor</w:t>
       </w:r>
@@ -10291,7 +10291,7 @@
         <w:keepNext/>
         <w:outlineLvl w:val="0"/>
       </w:pPr>
-      <w:bookmarkStart w:id="79274" w:name="HLR-CFG-001"/>
+      <w:bookmarkStart w:name="HLR-CFG-001" w:id="79274"/>
       <w:r>
         <w:t xml:space="preserve">HLR-CFG-001: Manifest Configuration</w:t>
       </w:r>
@@ -10393,7 +10393,7 @@
         <w:keepNext/>
         <w:outlineLvl w:val="0"/>
       </w:pPr>
-      <w:bookmarkStart w:id="54267" w:name="SF-004"/>
+      <w:bookmarkStart w:name="SF-004" w:id="54267"/>
       <w:r>
         <w:t xml:space="preserve">SF-004: Multi-Format Publication</w:t>
       </w:r>
@@ -10465,7 +10465,7 @@
         <w:keepNext/>
         <w:outlineLvl w:val="0"/>
       </w:pPr>
-      <w:bookmarkStart w:id="66484" w:name="HLR-OUT-001"/>
+      <w:bookmarkStart w:name="HLR-OUT-001" w:id="66484"/>
       <w:r>
         <w:t xml:space="preserve">HLR-OUT-001: Document Assembly</w:t>
       </w:r>
@@ -10772,7 +10772,7 @@
         <w:keepNext/>
         <w:outlineLvl w:val="0"/>
       </w:pPr>
-      <w:bookmarkStart w:id="66485" w:name="HLR-OUT-002"/>
+      <w:bookmarkStart w:name="HLR-OUT-002" w:id="66485"/>
       <w:r>
         <w:t xml:space="preserve">HLR-OUT-002: Float Resolution</w:t>
       </w:r>
@@ -11051,7 +11051,7 @@
         <w:keepNext/>
         <w:outlineLvl w:val="0"/>
       </w:pPr>
-      <w:bookmarkStart w:id="66486" w:name="HLR-OUT-003"/>
+      <w:bookmarkStart w:name="HLR-OUT-003" w:id="66486"/>
       <w:r>
         <w:t xml:space="preserve">HLR-OUT-003: Float Numbering</w:t>
       </w:r>
@@ -11289,7 +11289,7 @@
         <w:keepNext/>
         <w:outlineLvl w:val="0"/>
       </w:pPr>
-      <w:bookmarkStart w:id="66487" w:name="HLR-OUT-004"/>
+      <w:bookmarkStart w:name="HLR-OUT-004" w:id="66487"/>
       <w:r>
         <w:t xml:space="preserve">HLR-OUT-004: Multi-Format Output</w:t>
       </w:r>
@@ -11547,7 +11547,7 @@
         <w:keepNext/>
         <w:outlineLvl w:val="0"/>
       </w:pPr>
-      <w:bookmarkStart w:id="66488" w:name="HLR-OUT-005"/>
+      <w:bookmarkStart w:name="HLR-OUT-005" w:id="66488"/>
       <w:r>
         <w:t xml:space="preserve">HLR-OUT-005: DOCX Generation</w:t>
       </w:r>
@@ -11756,7 +11756,7 @@
         <w:keepNext/>
         <w:outlineLvl w:val="0"/>
       </w:pPr>
-      <w:bookmarkStart w:id="66489" w:name="HLR-OUT-006"/>
+      <w:bookmarkStart w:name="HLR-OUT-006" w:id="66489"/>
       <w:r>
         <w:t xml:space="preserve">HLR-OUT-006: HTML5 Generation</w:t>
       </w:r>
@@ -12066,7 +12066,7 @@
         <w:keepNext/>
         <w:outlineLvl w:val="0"/>
       </w:pPr>
-      <w:bookmarkStart w:id="66490" w:name="HLR-OUT-007"/>
+      <w:bookmarkStart w:name="HLR-OUT-007" w:id="66490"/>
       <w:r>
         <w:t xml:space="preserve">HLR-OUT-007: Full-Text Search Indexing</w:t>
       </w:r>
@@ -12277,7 +12277,7 @@
         <w:keepNext/>
         <w:outlineLvl w:val="0"/>
       </w:pPr>
-      <w:bookmarkStart w:id="54269" w:name="SF-006"/>
+      <w:bookmarkStart w:name="SF-006" w:id="54269"/>
       <w:r>
         <w:t xml:space="preserve">SF-006: Audit and Integrity</w:t>
       </w:r>
@@ -12764,7 +12764,7 @@
         <w:keepNext/>
         <w:outlineLvl w:val="0"/>
       </w:pPr>
-      <w:bookmarkStart w:id="81281" w:name="HLR-AUDIT-001"/>
+      <w:bookmarkStart w:name="HLR-AUDIT-001" w:id="81281"/>
       <w:r>
         <w:t xml:space="preserve">HLR-AUDIT-001: Content-Addressed Hashing</w:t>
       </w:r>
@@ -12964,7 +12964,7 @@
         <w:keepNext/>
         <w:outlineLvl w:val="0"/>
       </w:pPr>
-      <w:bookmarkStart w:id="81282" w:name="HLR-AUDIT-002"/>
+      <w:bookmarkStart w:name="HLR-AUDIT-002" w:id="81282"/>
       <w:r>
         <w:t xml:space="preserve">HLR-AUDIT-002: Include Dependency Tracking</w:t>
       </w:r>
@@ -13180,7 +13180,7 @@
         <w:keepNext/>
         <w:outlineLvl w:val="0"/>
       </w:pPr>
-      <w:bookmarkStart w:id="81283" w:name="HLR-AUDIT-003"/>
+      <w:bookmarkStart w:name="HLR-AUDIT-003" w:id="81283"/>
       <w:r>
         <w:t xml:space="preserve">HLR-AUDIT-003: Structured Diagnostic Reporting</w:t>
       </w:r>
@@ -13467,7 +13467,7 @@
         <w:keepNext/>
         <w:outlineLvl w:val="0"/>
       </w:pPr>
-      <w:bookmarkStart w:id="81284" w:name="HLR-AUDIT-004"/>
+      <w:bookmarkStart w:name="HLR-AUDIT-004" w:id="81284"/>
       <w:r>
         <w:t xml:space="preserve">HLR-AUDIT-004: Structured Logging</w:t>
       </w:r>
@@ -13709,7 +13709,7 @@
         <w:keepNext/>
         <w:outlineLvl w:val="0"/>
       </w:pPr>
-      <w:bookmarkStart w:id="81285" w:name="HLR-AUDIT-005"/>
+      <w:bookmarkStart w:name="HLR-AUDIT-005" w:id="81285"/>
       <w:r>
         <w:t xml:space="preserve">HLR-AUDIT-005: Build Reproducibility</w:t>
       </w:r>
@@ -13940,7 +13940,7 @@
         <w:keepNext/>
         <w:outlineLvl w:val="0"/>
       </w:pPr>
-      <w:bookmarkStart w:id="16264" w:name="TERM-COMMONSPEC"/>
+      <w:bookmarkStart w:name="TERM-COMMONSPEC" w:id="16264"/>
       <w:r>
         <w:t xml:space="preserve">TERM-COMMONSPEC: CommonSpec</w:t>
       </w:r>
@@ -14091,7 +14091,7 @@
         <w:keepNext/>
         <w:outlineLvl w:val="0"/>
       </w:pPr>
-      <w:bookmarkStart w:id="19462" w:name="TERM-SPECIR"/>
+      <w:bookmarkStart w:name="TERM-SPECIR" w:id="19462"/>
       <w:r>
         <w:t xml:space="preserve">TERM-SPECIR: SpecIR</w:t>
       </w:r>
@@ -14262,7 +14262,7 @@
         <w:keepNext/>
         <w:outlineLvl w:val="0"/>
       </w:pPr>
-      <w:bookmarkStart w:id="88096" w:name="TERM-20"/>
+      <w:bookmarkStart w:name="TERM-20" w:id="88096"/>
       <w:r>
         <w:t xml:space="preserve">TERM-20: RESOLVE Phase</w:t>
       </w:r>
@@ -14346,7 +14346,7 @@
         <w:keepNext/>
         <w:outlineLvl w:val="0"/>
       </w:pPr>
-      <w:bookmarkStart w:id="88127" w:name="TERM-30"/>
+      <w:bookmarkStart w:name="TERM-30" w:id="88127"/>
       <w:r>
         <w:t xml:space="preserve">TERM-30: Build Cache</w:t>
       </w:r>
@@ -14424,7 +14424,7 @@
         <w:keepNext/>
         <w:outlineLvl w:val="0"/>
       </w:pPr>
-      <w:bookmarkStart w:id="88104" w:name="TERM-28"/>
+      <w:bookmarkStart w:name="TERM-28" w:id="88104"/>
       <w:r>
         <w:t xml:space="preserve">TERM-28: Counter Group</w:t>
       </w:r>
@@ -14502,7 +14502,7 @@
         <w:keepNext/>
         <w:outlineLvl w:val="0"/>
       </w:pPr>
-      <w:bookmarkStart w:id="88133" w:name="TERM-36"/>
+      <w:bookmarkStart w:name="TERM-36" w:id="88133"/>
       <w:r>
         <w:t xml:space="preserve">TERM-36: CSC (Computer Software Component)</w:t>
       </w:r>
@@ -14616,7 +14616,7 @@
         <w:keepNext/>
         <w:outlineLvl w:val="0"/>
       </w:pPr>
-      <w:bookmarkStart w:id="88134" w:name="TERM-37"/>
+      <w:bookmarkStart w:name="TERM-37" w:id="88134"/>
       <w:r>
         <w:t xml:space="preserve">TERM-37: CSU (Computer Software Unit)</w:t>
       </w:r>
@@ -14718,7 +14718,7 @@
         <w:keepNext/>
         <w:outlineLvl w:val="0"/>
       </w:pPr>
-      <w:bookmarkStart w:id="88132" w:name="TERM-35"/>
+      <w:bookmarkStart w:name="TERM-35" w:id="88132"/>
       <w:r>
         <w:t xml:space="preserve">TERM-35: Data View</w:t>
       </w:r>
@@ -14886,7 +14886,7 @@
         <w:keepNext/>
         <w:outlineLvl w:val="0"/>
       </w:pPr>
-      <w:bookmarkStart w:id="49818" w:name="TERM-EAV"/>
+      <w:bookmarkStart w:name="TERM-EAV" w:id="49818"/>
       <w:r>
         <w:t xml:space="preserve">TERM-EAV: EAV Model</w:t>
       </w:r>
@@ -14964,7 +14964,7 @@
         <w:keepNext/>
         <w:outlineLvl w:val="0"/>
       </w:pPr>
-      <w:bookmarkStart w:id="88099" w:name="TERM-23"/>
+      <w:bookmarkStart w:name="TERM-23" w:id="88099"/>
       <w:r>
         <w:t xml:space="preserve">TERM-23: EMIT Phase</w:t>
       </w:r>
@@ -15048,7 +15048,7 @@
         <w:keepNext/>
         <w:outlineLvl w:val="0"/>
       </w:pPr>
-      <w:bookmarkStart w:id="88038" w:name="TERM-04"/>
+      <w:bookmarkStart w:name="TERM-04" w:id="88038"/>
       <w:r>
         <w:t xml:space="preserve">TERM-04: Float</w:t>
       </w:r>
@@ -15101,7 +15101,7 @@
         <w:keepNext/>
         <w:outlineLvl w:val="0"/>
       </w:pPr>
-      <w:bookmarkStart w:id="88131" w:name="TERM-34"/>
+      <w:bookmarkStart w:name="TERM-34" w:id="88131"/>
       <w:r>
         <w:t xml:space="preserve">TERM-34: External Renderer</w:t>
       </w:r>
@@ -15179,7 +15179,7 @@
         <w:keepNext/>
         <w:outlineLvl w:val="0"/>
       </w:pPr>
-      <w:bookmarkStart w:id="88071" w:name="TERM-16"/>
+      <w:bookmarkStart w:name="TERM-16" w:id="88071"/>
       <w:r>
         <w:t xml:space="preserve">TERM-16: Handler</w:t>
       </w:r>
@@ -15619,7 +15619,7 @@
         <w:keepNext/>
         <w:outlineLvl w:val="0"/>
       </w:pPr>
-      <w:bookmarkStart w:id="88074" w:name="TERM-19"/>
+      <w:bookmarkStart w:name="TERM-19" w:id="88074"/>
       <w:r>
         <w:t xml:space="preserve">TERM-19: INITIALIZE Phase</w:t>
       </w:r>
@@ -15703,7 +15703,7 @@
         <w:keepNext/>
         <w:outlineLvl w:val="0"/>
       </w:pPr>
-      <w:bookmarkStart w:id="88130" w:name="TERM-33"/>
+      <w:bookmarkStart w:name="TERM-33" w:id="88130"/>
       <w:r>
         <w:t xml:space="preserve">TERM-33: Model</w:t>
       </w:r>
@@ -15829,7 +15829,7 @@
         <w:keepNext/>
         <w:outlineLvl w:val="0"/>
       </w:pPr>
-      <w:bookmarkStart w:id="88128" w:name="TERM-31"/>
+      <w:bookmarkStart w:name="TERM-31" w:id="88128"/>
       <w:r>
         <w:t xml:space="preserve">TERM-31: Output Cache</w:t>
       </w:r>
@@ -15907,7 +15907,7 @@
         <w:keepNext/>
         <w:outlineLvl w:val="0"/>
       </w:pPr>
-      <w:bookmarkStart w:id="88072" w:name="TERM-17"/>
+      <w:bookmarkStart w:name="TERM-17" w:id="88072"/>
       <w:r>
         <w:t xml:space="preserve">TERM-17: Phase</w:t>
       </w:r>
@@ -15991,7 +15991,7 @@
         <w:keepNext/>
         <w:outlineLvl w:val="0"/>
       </w:pPr>
-      <w:bookmarkStart w:id="88070" w:name="TERM-15"/>
+      <w:bookmarkStart w:name="TERM-15" w:id="88070"/>
       <w:r>
         <w:t xml:space="preserve">TERM-15: Pipeline</w:t>
       </w:r>
@@ -16075,7 +16075,7 @@
         <w:keepNext/>
         <w:outlineLvl w:val="0"/>
       </w:pPr>
-      <w:bookmarkStart w:id="88100" w:name="TERM-24"/>
+      <w:bookmarkStart w:name="TERM-24" w:id="88100"/>
       <w:r>
         <w:t xml:space="preserve">TERM-24: Prerequisites</w:t>
       </w:r>
@@ -16153,7 +16153,7 @@
         <w:keepNext/>
         <w:outlineLvl w:val="0"/>
       </w:pPr>
-      <w:bookmarkStart w:id="88101" w:name="TERM-25"/>
+      <w:bookmarkStart w:name="TERM-25" w:id="88101"/>
       <w:r>
         <w:t xml:space="preserve">TERM-25: Topological Sort</w:t>
       </w:r>
@@ -16231,7 +16231,7 @@
         <w:keepNext/>
         <w:outlineLvl w:val="0"/>
       </w:pPr>
-      <w:bookmarkStart w:id="88098" w:name="TERM-22"/>
+      <w:bookmarkStart w:name="TERM-22" w:id="88098"/>
       <w:r>
         <w:t xml:space="preserve">TERM-22: TRANSFORM Phase</w:t>
       </w:r>
@@ -16315,7 +16315,7 @@
         <w:keepNext/>
         <w:outlineLvl w:val="0"/>
       </w:pPr>
-      <w:bookmarkStart w:id="88103" w:name="TERM-27"/>
+      <w:bookmarkStart w:name="TERM-27" w:id="88103"/>
       <w:r>
         <w:t xml:space="preserve">TERM-27: Type Alias</w:t>
       </w:r>
@@ -16435,7 +16435,7 @@
         <w:keepNext/>
         <w:outlineLvl w:val="0"/>
       </w:pPr>
-      <w:bookmarkStart w:id="88135" w:name="TERM-38"/>
+      <w:bookmarkStart w:name="TERM-38" w:id="88135"/>
       <w:r>
         <w:t xml:space="preserve">TERM-38: Type Loader</w:t>
       </w:r>
@@ -16684,7 +16684,7 @@
         <w:keepNext/>
         <w:outlineLvl w:val="0"/>
       </w:pPr>
-      <w:bookmarkStart w:id="88102" w:name="TERM-26"/>
+      <w:bookmarkStart w:name="TERM-26" w:id="88102"/>
       <w:r>
         <w:t xml:space="preserve">TERM-26: Type Registry</w:t>
       </w:r>
@@ -16762,7 +16762,7 @@
         <w:keepNext/>
         <w:outlineLvl w:val="0"/>
       </w:pPr>
-      <w:bookmarkStart w:id="88097" w:name="TERM-21"/>
+      <w:bookmarkStart w:name="TERM-21" w:id="88097"/>
       <w:r>
         <w:t xml:space="preserve">TERM-21: ANALYZE Phase</w:t>
       </w:r>
@@ -16846,7 +16846,7 @@
         <w:keepNext/>
         <w:outlineLvl w:val="0"/>
       </w:pPr>
-      <w:bookmarkStart w:id="46530" w:name="TERM-AST"/>
+      <w:bookmarkStart w:name="TERM-AST" w:id="46530"/>
       <w:r>
         <w:t xml:space="preserve">TERM-AST: Abstract Syntax Tree</w:t>
       </w:r>
@@ -17008,7 +17008,7 @@
         <w:keepNext/>
         <w:outlineLvl w:val="0"/>
       </w:pPr>
-      <w:bookmarkStart w:id="51365" w:name="TERM-FTS"/>
+      <w:bookmarkStart w:name="TERM-FTS" w:id="51365"/>
       <w:r>
         <w:t xml:space="preserve">TERM-FTS: Full-Text Search</w:t>
       </w:r>
@@ -17164,7 +17164,7 @@
         <w:keepNext/>
         <w:outlineLvl w:val="0"/>
       </w:pPr>
-      <w:bookmarkStart w:id="53038" w:name="TERM-HLR"/>
+      <w:bookmarkStart w:name="TERM-HLR" w:id="53038"/>
       <w:r>
         <w:t xml:space="preserve">TERM-HLR: High-Level Requirement</w:t>
       </w:r>
@@ -17308,7 +17308,7 @@
         <w:keepNext/>
         <w:outlineLvl w:val="0"/>
       </w:pPr>
-      <w:bookmarkStart w:id="88843" w:name="TERM-IR"/>
+      <w:bookmarkStart w:name="TERM-IR" w:id="88843"/>
       <w:r>
         <w:t xml:space="preserve">TERM-IR: Intermediate Representation</w:t>
       </w:r>
@@ -17470,7 +17470,7 @@
         <w:keepNext/>
         <w:outlineLvl w:val="0"/>
       </w:pPr>
-      <w:bookmarkStart w:id="60619" w:name="TERM-PID"/>
+      <w:bookmarkStart w:name="TERM-PID" w:id="60619"/>
       <w:r>
         <w:t xml:space="preserve">TERM-PID: Project Identifier</w:t>
       </w:r>
@@ -17671,7 +17671,7 @@
         <w:keepNext/>
         <w:outlineLvl w:val="0"/>
       </w:pPr>
-      <w:bookmarkStart w:id="69762" w:name="TERM-VERIFICATIONVIEW"/>
+      <w:bookmarkStart w:name="TERM-VERIFICATIONVIEW" w:id="69762"/>
       <w:r>
         <w:t xml:space="preserve">TERM-VERIFICATIONVIEW: Analyze Query</w:t>
       </w:r>
@@ -17833,7 +17833,7 @@
         <w:keepNext/>
         <w:outlineLvl w:val="0"/>
       </w:pPr>
-      <w:bookmarkStart w:id="57614" w:name="TERM-SQLITE"/>
+      <w:bookmarkStart w:name="TERM-SQLITE" w:id="57614"/>
       <w:r>
         <w:t xml:space="preserve">TERM-SQLITE: SQLite Database</w:t>
       </w:r>
@@ -17995,7 +17995,7 @@
         <w:keepNext/>
         <w:outlineLvl w:val="0"/>
       </w:pPr>
-      <w:bookmarkStart w:id="78911" w:name="TERM-TRACEABLE"/>
+      <w:bookmarkStart w:name="TERM-TRACEABLE" w:id="78911"/>
       <w:r>
         <w:t xml:space="preserve">TERM-TRACEABLE: Traceable Object</w:t>
       </w:r>
@@ -18157,7 +18157,7 @@
         <w:keepNext/>
         <w:outlineLvl w:val="0"/>
       </w:pPr>
-      <w:bookmarkStart w:id="14140" w:name="TERM-TYPE"/>
+      <w:bookmarkStart w:name="TERM-TYPE" w:id="14140"/>
       <w:r>
         <w:t xml:space="preserve">TERM-TYPE: Type</w:t>
       </w:r>
@@ -18343,7 +18343,7 @@
         <w:keepNext/>
         <w:outlineLvl w:val="0"/>
       </w:pPr>
-      <w:bookmarkStart w:id="89231" w:name="TERM-VC"/>
+      <w:bookmarkStart w:name="TERM-VC" w:id="89231"/>
       <w:r>
         <w:t xml:space="preserve">TERM-VC: Verification Case</w:t>
       </w:r>
@@ -18547,7 +18547,7 @@
         <w:keepNext/>
         <w:outlineLvl w:val="0"/>
       </w:pPr>
-      <w:bookmarkStart w:id="1639" w:name="TERM-COMPOSITE"/>
+      <w:bookmarkStart w:name="TERM-COMPOSITE" w:id="1639"/>
       <w:r>
         <w:t xml:space="preserve">TERM-COMPOSITE: Composite Object Type</w:t>
       </w:r>
@@ -18770,7 +18770,7 @@
         <w:keepNext/>
         <w:outlineLvl w:val="0"/>
       </w:pPr>
-      <w:bookmarkStart w:id="38337" w:name="TERM-SELECTOR"/>
+      <w:bookmarkStart w:name="TERM-SELECTOR" w:id="38337"/>
       <w:r>
         <w:t xml:space="preserve">TERM-SELECTOR: Relation Selector</w:t>
       </w:r>
@@ -19002,7 +19002,7 @@
         <w:keepNext/>
         <w:outlineLvl w:val="0"/>
       </w:pPr>
-      <w:bookmarkStart w:id="43676" w:name="TERM-SPECIFICITY"/>
+      <w:bookmarkStart w:name="TERM-SPECIFICITY" w:id="43676"/>
       <w:r>
         <w:t xml:space="preserve">TERM-SPECIFICITY: Specificity Scoring</w:t>
       </w:r>
@@ -19144,7 +19144,7 @@
         <w:keepNext/>
         <w:outlineLvl w:val="0"/>
       </w:pPr>
-      <w:bookmarkStart w:id="60633" w:name="TERM-PIR"/>
+      <w:bookmarkStart w:name="TERM-PIR" w:id="60633"/>
       <w:r>
         <w:t xml:space="preserve">TERM-PIR: Processed Intermediate Representation</w:t>
       </w:r>
@@ -19306,7 +19306,7 @@
         <w:keepNext/>
         <w:outlineLvl w:val="0"/>
       </w:pPr>
-      <w:bookmarkStart w:id="55968" w:name="TERM-NDJSON"/>
+      <w:bookmarkStart w:name="TERM-NDJSON" w:id="55968"/>
       <w:r>
         <w:t xml:space="preserve">TERM-NDJSON: Newline-Delimited JSON</w:t>
       </w:r>
@@ -19516,7 +19516,7 @@
         <w:keepNext/>
         <w:outlineLvl w:val="0"/>
       </w:pPr>
-      <w:bookmarkStart w:id="10349" w:name="TERM-VALIDATIONPOLICY"/>
+      <w:bookmarkStart w:name="TERM-VALIDATIONPOLICY" w:id="10349"/>
       <w:r>
         <w:t xml:space="preserve">TERM-VALIDATIONPOLICY: Validation Policy</w:t>
       </w:r>
@@ -19772,7 +19772,7 @@
         <w:keepNext/>
         <w:outlineLvl w:val="0"/>
       </w:pPr>
-      <w:bookmarkStart w:id="59209" w:name="TERM-DIAGNOSTIC"/>
+      <w:bookmarkStart w:name="TERM-DIAGNOSTIC" w:id="59209"/>
       <w:r>
         <w:t xml:space="preserve">TERM-DIAGNOSTIC: Diagnostic Record</w:t>
       </w:r>
@@ -20046,7 +20046,7 @@
         <w:keepNext/>
         <w:outlineLvl w:val="0"/>
       </w:pPr>
-      <w:bookmarkStart w:id="90946" w:name="TERM-BUILDGRAPH"/>
+      <w:bookmarkStart w:name="TERM-BUILDGRAPH" w:id="90946"/>
       <w:r>
         <w:t xml:space="preserve">TERM-BUILDGRAPH: Build Graph</w:t>
       </w:r>
@@ -20274,7 +20274,7 @@
         <w:keepNext/>
         <w:outlineLvl w:val="0"/>
       </w:pPr>
-      <w:bookmarkStart w:id="36444" w:name="TERM-PLACEHOLDERBLOCK"/>
+      <w:bookmarkStart w:name="TERM-PLACEHOLDERBLOCK" w:id="36444"/>
       <w:r>
         <w:t xml:space="preserve">TERM-PLACEHOLDERBLOCK: Placeholder Block</w:t>
       </w:r>
@@ -22103,18 +22103,18 @@
     <w:basedOn w:val="VerbatimChar"/>
     <w:rPr/>
   </w:style>
-  <w:style w:styleId="SpecObjectHeader" w:type="paragraph" w:customStyle="1">
+  <w:style w:type="paragraph" w:styleId="SpecObjectHeader" w:customStyle="1">
     <w:name w:val="Spec Object Header"/>
     <w:basedOn w:val="Normal"/>
     <w:next w:val="FirstParagraph"/>
     <w:qFormat/>
     <w:pPr>
       <w:keepNext/>
-      <w:spacing w:before="280" w:lineRule="auto" w:line="276" w:after="120"/>
+      <w:spacing w:after="120" w:line="276" w:lineRule="auto" w:before="280"/>
       <w:outlineLvl w:val="0"/>
     </w:pPr>
     <w:rPr>
-      <w:rFonts w:hAnsi="Calibri Light" w:cs="Calibri Light" w:ascii="Calibri Light"/>
+      <w:rFonts w:cs="Calibri Light" w:hAnsi="Calibri Light" w:ascii="Calibri Light"/>
       <w:b/>
       <w:bCs/>
       <w:color w:val="0F4C64"/>

--- a/engineering/downloads/srs.docx
+++ b/engineering/downloads/srs.docx
@@ -178,7 +178,7 @@
         <w:keepNext/>
         <w:outlineLvl w:val="0"/>
       </w:pPr>
-      <w:bookmarkStart w:name="SpecIR-01" w:id="50443"/>
+      <w:bookmarkStart w:id="50443" w:name="SpecIR-01"/>
       <w:r>
         <w:t xml:space="preserve">SpecIR-01: Specification</w:t>
       </w:r>
@@ -358,7 +358,7 @@
         <w:keepNext/>
         <w:outlineLvl w:val="0"/>
       </w:pPr>
-      <w:bookmarkStart w:name="SpecIR-02" w:id="50444"/>
+      <w:bookmarkStart w:id="50444" w:name="SpecIR-02"/>
       <w:r>
         <w:t xml:space="preserve">SpecIR-02: Spec Object</w:t>
       </w:r>
@@ -590,7 +590,7 @@
         <w:keepNext/>
         <w:outlineLvl w:val="0"/>
       </w:pPr>
-      <w:bookmarkStart w:name="SpecIR-03" w:id="50445"/>
+      <w:bookmarkStart w:id="50445" w:name="SpecIR-03"/>
       <w:r>
         <w:t xml:space="preserve">SpecIR-03: Spec Float</w:t>
       </w:r>
@@ -776,7 +776,7 @@
         <w:keepNext/>
         <w:outlineLvl w:val="0"/>
       </w:pPr>
-      <w:bookmarkStart w:name="SpecIR-04" w:id="50446"/>
+      <w:bookmarkStart w:id="50446" w:name="SpecIR-04"/>
       <w:r>
         <w:t xml:space="preserve">SpecIR-04: Attribute</w:t>
       </w:r>
@@ -948,7 +948,7 @@
         <w:keepNext/>
         <w:outlineLvl w:val="0"/>
       </w:pPr>
-      <w:bookmarkStart w:name="SpecIR-05" w:id="50447"/>
+      <w:bookmarkStart w:id="50447" w:name="SpecIR-05"/>
       <w:r>
         <w:t xml:space="preserve">SpecIR-05: Spec Relation</w:t>
       </w:r>
@@ -1364,7 +1364,7 @@
         <w:keepNext/>
         <w:outlineLvl w:val="0"/>
       </w:pPr>
-      <w:bookmarkStart w:name="SpecIR-06" w:id="50448"/>
+      <w:bookmarkStart w:id="50448" w:name="SpecIR-06"/>
       <w:r>
         <w:t xml:space="preserve">SpecIR-06: Spec View</w:t>
       </w:r>
@@ -1548,7 +1548,7 @@
         <w:keepNext/>
         <w:outlineLvl w:val="0"/>
       </w:pPr>
-      <w:bookmarkStart w:name="SF-001" w:id="54264"/>
+      <w:bookmarkStart w:id="54264" w:name="SF-001"/>
       <w:r>
         <w:t xml:space="preserve">SF-001: Pipeline Execution</w:t>
       </w:r>
@@ -2030,7 +2030,7 @@
         <w:keepNext/>
         <w:outlineLvl w:val="0"/>
       </w:pPr>
-      <w:bookmarkStart w:name="HLR-PIPE-001" w:id="89458"/>
+      <w:bookmarkStart w:id="89458" w:name="HLR-PIPE-001"/>
       <w:r>
         <w:t xml:space="preserve">HLR-PIPE-001: Five-Phase Lifecycle</w:t>
       </w:r>
@@ -2205,7 +2205,7 @@
         <w:keepNext/>
         <w:outlineLvl w:val="0"/>
       </w:pPr>
-      <w:bookmarkStart w:name="HLR-PIPE-002" w:id="89459"/>
+      <w:bookmarkStart w:id="89459" w:name="HLR-PIPE-002"/>
       <w:r>
         <w:t xml:space="preserve">HLR-PIPE-002: Handler Registration and Prerequisites</w:t>
       </w:r>
@@ -2418,7 +2418,7 @@
         <w:keepNext/>
         <w:outlineLvl w:val="0"/>
       </w:pPr>
-      <w:bookmarkStart w:name="HLR-PIPE-003" w:id="89460"/>
+      <w:bookmarkStart w:id="89460" w:name="HLR-PIPE-003"/>
       <w:r>
         <w:t xml:space="preserve">HLR-PIPE-003: Topological Ordering via Kahn’s Algorithm</w:t>
       </w:r>
@@ -2573,7 +2573,7 @@
         <w:keepNext/>
         <w:outlineLvl w:val="0"/>
       </w:pPr>
-      <w:bookmarkStart w:name="HLR-PIPE-004" w:id="89461"/>
+      <w:bookmarkStart w:id="89461" w:name="HLR-PIPE-004"/>
       <w:r>
         <w:t xml:space="preserve">HLR-PIPE-004: Phase Abort on ANALYZE Errors</w:t>
       </w:r>
@@ -2665,7 +2665,7 @@
         <w:keepNext/>
         <w:outlineLvl w:val="0"/>
       </w:pPr>
-      <w:bookmarkStart w:name="HLR-PIPE-005" w:id="89462"/>
+      <w:bookmarkStart w:id="89462" w:name="HLR-PIPE-005"/>
       <w:r>
         <w:t xml:space="preserve">HLR-PIPE-005: Batch Dispatch for All Phases</w:t>
       </w:r>
@@ -2780,7 +2780,7 @@
         <w:keepNext/>
         <w:outlineLvl w:val="0"/>
       </w:pPr>
-      <w:bookmarkStart w:name="HLR-PIPE-006" w:id="89463"/>
+      <w:bookmarkStart w:id="89463" w:name="HLR-PIPE-006"/>
       <w:r>
         <w:t xml:space="preserve">HLR-PIPE-006: Context Creation and Propagation</w:t>
       </w:r>
@@ -3105,7 +3105,7 @@
         <w:keepNext/>
         <w:outlineLvl w:val="0"/>
       </w:pPr>
-      <w:bookmarkStart w:name="HLR-PIPE-007" w:id="89464"/>
+      <w:bookmarkStart w:id="89464" w:name="HLR-PIPE-007"/>
       <w:r>
         <w:t xml:space="preserve">HLR-PIPE-007: CommonSpec Input Parsing</w:t>
       </w:r>
@@ -3635,7 +3635,7 @@
         <w:keepNext/>
         <w:outlineLvl w:val="0"/>
       </w:pPr>
-      <w:bookmarkStart w:name="HLR-PIPE-008" w:id="89465"/>
+      <w:bookmarkStart w:id="89465" w:name="HLR-PIPE-008"/>
       <w:r>
         <w:t xml:space="preserve">HLR-PIPE-008: Include File Expansion</w:t>
       </w:r>
@@ -3830,7 +3830,7 @@
         <w:keepNext/>
         <w:outlineLvl w:val="0"/>
       </w:pPr>
-      <w:bookmarkStart w:name="HLR-PIPE-009" w:id="89466"/>
+      <w:bookmarkStart w:id="89466" w:name="HLR-PIPE-009"/>
       <w:r>
         <w:t xml:space="preserve">HLR-PIPE-009: PID Auto-Generation</w:t>
       </w:r>
@@ -4133,7 +4133,7 @@
         <w:keepNext/>
         <w:outlineLvl w:val="0"/>
       </w:pPr>
-      <w:bookmarkStart w:name="HLR-PIPE-010" w:id="89488"/>
+      <w:bookmarkStart w:id="89488" w:name="HLR-PIPE-010"/>
       <w:r>
         <w:t xml:space="preserve">HLR-PIPE-010: Relation Type Inference</w:t>
       </w:r>
@@ -4375,7 +4375,7 @@
         <w:keepNext/>
         <w:outlineLvl w:val="0"/>
       </w:pPr>
-      <w:bookmarkStart w:name="HLR-PIPE-011" w:id="89489"/>
+      <w:bookmarkStart w:id="89489" w:name="HLR-PIPE-011"/>
       <w:r>
         <w:t xml:space="preserve">HLR-PIPE-011: Prerequisite-Not-Found Diagnostic</w:t>
       </w:r>
@@ -4512,7 +4512,7 @@
         <w:keepNext/>
         <w:outlineLvl w:val="0"/>
       </w:pPr>
-      <w:bookmarkStart w:name="HLR-PIPE-012" w:id="89490"/>
+      <w:bookmarkStart w:id="89490" w:name="HLR-PIPE-012"/>
       <w:r>
         <w:t xml:space="preserve">HLR-PIPE-012: Section Scope Termination</w:t>
       </w:r>
@@ -4684,7 +4684,7 @@
         <w:keepNext/>
         <w:outlineLvl w:val="0"/>
       </w:pPr>
-      <w:bookmarkStart w:name="SF-002" w:id="54265"/>
+      <w:bookmarkStart w:id="54265" w:name="SF-002"/>
       <w:r>
         <w:t xml:space="preserve">SF-002: Specification Persistence</w:t>
       </w:r>
@@ -5061,7 +5061,7 @@
         <w:keepNext/>
         <w:outlineLvl w:val="0"/>
       </w:pPr>
-      <w:bookmarkStart w:name="HLR-STOR-001" w:id="48904"/>
+      <w:bookmarkStart w:id="48904" w:name="HLR-STOR-001"/>
       <w:r>
         <w:t xml:space="preserve">HLR-STOR-001: SQLite Persistence</w:t>
       </w:r>
@@ -5165,7 +5165,7 @@
         <w:keepNext/>
         <w:outlineLvl w:val="0"/>
       </w:pPr>
-      <w:bookmarkStart w:name="HLR-STOR-002" w:id="48905"/>
+      <w:bookmarkStart w:id="48905" w:name="HLR-STOR-002"/>
       <w:r>
         <w:t xml:space="preserve">HLR-STOR-002: EAV Attribute Model</w:t>
       </w:r>
@@ -5275,7 +5275,7 @@
         <w:keepNext/>
         <w:outlineLvl w:val="0"/>
       </w:pPr>
-      <w:bookmarkStart w:name="HLR-STOR-003" w:id="48906"/>
+      <w:bookmarkStart w:id="48906" w:name="HLR-STOR-003"/>
       <w:r>
         <w:t xml:space="preserve">HLR-STOR-003: Build Cache</w:t>
       </w:r>
@@ -5379,7 +5379,7 @@
         <w:keepNext/>
         <w:outlineLvl w:val="0"/>
       </w:pPr>
-      <w:bookmarkStart w:name="HLR-STOR-004" w:id="48907"/>
+      <w:bookmarkStart w:id="48907" w:name="HLR-STOR-004"/>
       <w:r>
         <w:t xml:space="preserve">HLR-STOR-004: Output Cache</w:t>
       </w:r>
@@ -5489,7 +5489,7 @@
         <w:keepNext/>
         <w:outlineLvl w:val="0"/>
       </w:pPr>
-      <w:bookmarkStart w:name="HLR-STOR-006" w:id="48909"/>
+      <w:bookmarkStart w:id="48909" w:name="HLR-STOR-006"/>
       <w:r>
         <w:t xml:space="preserve">HLR-STOR-006: EAV Pivot Views for External Queries</w:t>
       </w:r>
@@ -5674,7 +5674,7 @@
         <w:keepNext/>
         <w:outlineLvl w:val="0"/>
       </w:pPr>
-      <w:bookmarkStart w:name="HLR-STOR-005" w:id="48908"/>
+      <w:bookmarkStart w:id="48908" w:name="HLR-STOR-005"/>
       <w:r>
         <w:t xml:space="preserve">HLR-STOR-005: Incremental Rebuild Support</w:t>
       </w:r>
@@ -5794,7 +5794,7 @@
         <w:keepNext/>
         <w:outlineLvl w:val="0"/>
       </w:pPr>
-      <w:bookmarkStart w:name="SF-003" w:id="54266"/>
+      <w:bookmarkStart w:id="54266" w:name="SF-003"/>
       <w:r>
         <w:t xml:space="preserve">SF-003: Type System</w:t>
       </w:r>
@@ -5950,7 +5950,7 @@
         <w:keepNext/>
         <w:outlineLvl w:val="0"/>
       </w:pPr>
-      <w:bookmarkStart w:name="HLR-TYPE-001" w:id="4798"/>
+      <w:bookmarkStart w:id="4798" w:name="HLR-TYPE-001"/>
       <w:r>
         <w:t xml:space="preserve">HLR-TYPE-001: Specifications Container</w:t>
       </w:r>
@@ -6202,7 +6202,7 @@
         <w:keepNext/>
         <w:outlineLvl w:val="0"/>
       </w:pPr>
-      <w:bookmarkStart w:name="HLR-TYPE-002" w:id="4799"/>
+      <w:bookmarkStart w:id="4799" w:name="HLR-TYPE-002"/>
       <w:r>
         <w:t xml:space="preserve">HLR-TYPE-002: Spec Objects Container</w:t>
       </w:r>
@@ -6554,7 +6554,7 @@
         <w:keepNext/>
         <w:outlineLvl w:val="0"/>
       </w:pPr>
-      <w:bookmarkStart w:name="HLR-TYPE-003" w:id="4800"/>
+      <w:bookmarkStart w:id="4800" w:name="HLR-TYPE-003"/>
       <w:r>
         <w:t xml:space="preserve">HLR-TYPE-003: Spec Floats Container</w:t>
       </w:r>
@@ -7045,7 +7045,7 @@
         <w:keepNext/>
         <w:outlineLvl w:val="0"/>
       </w:pPr>
-      <w:bookmarkStart w:name="HLR-TYPE-004" w:id="4801"/>
+      <w:bookmarkStart w:id="4801" w:name="HLR-TYPE-004"/>
       <w:r>
         <w:t xml:space="preserve">HLR-TYPE-004: Spec Views Container</w:t>
       </w:r>
@@ -7409,7 +7409,7 @@
         <w:keepNext/>
         <w:outlineLvl w:val="0"/>
       </w:pPr>
-      <w:bookmarkStart w:name="HLR-TYPE-005" w:id="4802"/>
+      <w:bookmarkStart w:id="4802" w:name="HLR-TYPE-005"/>
       <w:r>
         <w:t xml:space="preserve">HLR-TYPE-005: Spec Relations Container</w:t>
       </w:r>
@@ -7817,7 +7817,7 @@
         <w:keepNext/>
         <w:outlineLvl w:val="0"/>
       </w:pPr>
-      <w:bookmarkStart w:name="HLR-TYPE-006" w:id="4803"/>
+      <w:bookmarkStart w:id="4803" w:name="HLR-TYPE-006"/>
       <w:r>
         <w:t xml:space="preserve">HLR-TYPE-006: Spec Attributes Container</w:t>
       </w:r>
@@ -8169,7 +8169,7 @@
         <w:keepNext/>
         <w:outlineLvl w:val="0"/>
       </w:pPr>
-      <w:bookmarkStart w:name="HLR-TYPE-007" w:id="4804"/>
+      <w:bookmarkStart w:id="4804" w:name="HLR-TYPE-007"/>
       <w:r>
         <w:t xml:space="preserve">HLR-TYPE-007: Type Validation</w:t>
       </w:r>
@@ -8374,7 +8374,7 @@
         <w:keepNext/>
         <w:outlineLvl w:val="0"/>
       </w:pPr>
-      <w:bookmarkStart w:name="SF-005" w:id="54268"/>
+      <w:bookmarkStart w:id="54268" w:name="SF-005"/>
       <w:r>
         <w:t xml:space="preserve">SF-005: Extension Framework</w:t>
       </w:r>
@@ -8434,7 +8434,7 @@
         <w:keepNext/>
         <w:outlineLvl w:val="0"/>
       </w:pPr>
-      <w:bookmarkStart w:name="HLR-EXT-001" w:id="17127"/>
+      <w:bookmarkStart w:id="17127" w:name="HLR-EXT-001"/>
       <w:r>
         <w:t xml:space="preserve">HLR-EXT-001: Type Descriptor Loading</w:t>
       </w:r>
@@ -8699,7 +8699,7 @@
         <w:keepNext/>
         <w:outlineLvl w:val="0"/>
       </w:pPr>
-      <w:bookmarkStart w:name="HLR-EXT-002" w:id="17128"/>
+      <w:bookmarkStart w:id="17128" w:name="HLR-EXT-002"/>
       <w:r>
         <w:t xml:space="preserve">HLR-EXT-002: Model Directory Structure</w:t>
       </w:r>
@@ -8918,7 +8918,7 @@
         <w:keepNext/>
         <w:outlineLvl w:val="0"/>
       </w:pPr>
-      <w:bookmarkStart w:name="HLR-EXT-003" w:id="17129"/>
+      <w:bookmarkStart w:id="17129" w:name="HLR-EXT-003"/>
       <w:r>
         <w:t xml:space="preserve">HLR-EXT-003: Descriptor Registration</w:t>
       </w:r>
@@ -9061,7 +9061,7 @@
         <w:keepNext/>
         <w:outlineLvl w:val="0"/>
       </w:pPr>
-      <w:bookmarkStart w:name="HLR-EXT-004" w:id="17130"/>
+      <w:bookmarkStart w:id="17130" w:name="HLR-EXT-004"/>
       <w:r>
         <w:t xml:space="preserve">HLR-EXT-004: Type Schema</w:t>
       </w:r>
@@ -9156,7 +9156,7 @@
         <w:keepNext/>
         <w:outlineLvl w:val="0"/>
       </w:pPr>
-      <w:bookmarkStart w:name="HLR-EXT-005" w:id="17131"/>
+      <w:bookmarkStart w:id="17131" w:name="HLR-EXT-005"/>
       <w:r>
         <w:t xml:space="preserve">HLR-EXT-005: Model Resolution and Overlay</w:t>
       </w:r>
@@ -9311,7 +9311,7 @@
         <w:keepNext/>
         <w:outlineLvl w:val="0"/>
       </w:pPr>
-      <w:bookmarkStart w:name="HLR-EXT-006" w:id="17132"/>
+      <w:bookmarkStart w:id="17132" w:name="HLR-EXT-006"/>
       <w:r>
         <w:t xml:space="preserve">HLR-EXT-006: External Renderer Hooks</w:t>
       </w:r>
@@ -9460,7 +9460,7 @@
         <w:keepNext/>
         <w:outlineLvl w:val="0"/>
       </w:pPr>
-      <w:bookmarkStart w:name="HLR-EXT-007" w:id="17133"/>
+      <w:bookmarkStart w:id="17133" w:name="HLR-EXT-007"/>
       <w:r>
         <w:t xml:space="preserve">HLR-EXT-007: Data View Hooks</w:t>
       </w:r>
@@ -9615,7 +9615,7 @@
         <w:keepNext/>
         <w:outlineLvl w:val="0"/>
       </w:pPr>
-      <w:bookmarkStart w:name="HLR-EXT-008" w:id="17134"/>
+      <w:bookmarkStart w:id="17134" w:name="HLR-EXT-008"/>
       <w:r>
         <w:t xml:space="preserve">HLR-EXT-008: Hook Index</w:t>
       </w:r>
@@ -9710,7 +9710,7 @@
         <w:keepNext/>
         <w:outlineLvl w:val="0"/>
       </w:pPr>
-      <w:bookmarkStart w:name="HLR-EXT-009" w:id="17135"/>
+      <w:bookmarkStart w:id="17135" w:name="HLR-EXT-009"/>
       <w:r>
         <w:t xml:space="preserve">HLR-EXT-009: Canonical Hook Context</w:t>
       </w:r>
@@ -9835,7 +9835,7 @@
         <w:keepNext/>
         <w:outlineLvl w:val="0"/>
       </w:pPr>
-      <w:bookmarkStart w:name="HLR-EXT-010" w:id="17157"/>
+      <w:bookmarkStart w:id="17157" w:name="HLR-EXT-010"/>
       <w:r>
         <w:t xml:space="preserve">HLR-EXT-010: Model Manifest</w:t>
       </w:r>
@@ -9957,7 +9957,7 @@
         <w:keepNext/>
         <w:outlineLvl w:val="0"/>
       </w:pPr>
-      <w:bookmarkStart w:name="HLR-EXT-011" w:id="17158"/>
+      <w:bookmarkStart w:id="17158" w:name="HLR-EXT-011"/>
       <w:r>
         <w:t xml:space="preserve">HLR-EXT-011: Hook Validation and Phase Registration</w:t>
       </w:r>
@@ -10091,7 +10091,7 @@
         <w:keepNext/>
         <w:outlineLvl w:val="0"/>
       </w:pPr>
-      <w:bookmarkStart w:name="HLR-EXT-012" w:id="17159"/>
+      <w:bookmarkStart w:id="17159" w:name="HLR-EXT-012"/>
       <w:r>
         <w:t xml:space="preserve">HLR-EXT-012: Analyze Query Descriptor</w:t>
       </w:r>
@@ -10291,7 +10291,7 @@
         <w:keepNext/>
         <w:outlineLvl w:val="0"/>
       </w:pPr>
-      <w:bookmarkStart w:name="HLR-CFG-001" w:id="79274"/>
+      <w:bookmarkStart w:id="79274" w:name="HLR-CFG-001"/>
       <w:r>
         <w:t xml:space="preserve">HLR-CFG-001: Manifest Configuration</w:t>
       </w:r>
@@ -10393,7 +10393,7 @@
         <w:keepNext/>
         <w:outlineLvl w:val="0"/>
       </w:pPr>
-      <w:bookmarkStart w:name="SF-004" w:id="54267"/>
+      <w:bookmarkStart w:id="54267" w:name="SF-004"/>
       <w:r>
         <w:t xml:space="preserve">SF-004: Multi-Format Publication</w:t>
       </w:r>
@@ -10465,7 +10465,7 @@
         <w:keepNext/>
         <w:outlineLvl w:val="0"/>
       </w:pPr>
-      <w:bookmarkStart w:name="HLR-OUT-001" w:id="66484"/>
+      <w:bookmarkStart w:id="66484" w:name="HLR-OUT-001"/>
       <w:r>
         <w:t xml:space="preserve">HLR-OUT-001: Document Assembly</w:t>
       </w:r>
@@ -10772,7 +10772,7 @@
         <w:keepNext/>
         <w:outlineLvl w:val="0"/>
       </w:pPr>
-      <w:bookmarkStart w:name="HLR-OUT-002" w:id="66485"/>
+      <w:bookmarkStart w:id="66485" w:name="HLR-OUT-002"/>
       <w:r>
         <w:t xml:space="preserve">HLR-OUT-002: Float Resolution</w:t>
       </w:r>
@@ -11051,7 +11051,7 @@
         <w:keepNext/>
         <w:outlineLvl w:val="0"/>
       </w:pPr>
-      <w:bookmarkStart w:name="HLR-OUT-003" w:id="66486"/>
+      <w:bookmarkStart w:id="66486" w:name="HLR-OUT-003"/>
       <w:r>
         <w:t xml:space="preserve">HLR-OUT-003: Float Numbering</w:t>
       </w:r>
@@ -11289,7 +11289,7 @@
         <w:keepNext/>
         <w:outlineLvl w:val="0"/>
       </w:pPr>
-      <w:bookmarkStart w:name="HLR-OUT-004" w:id="66487"/>
+      <w:bookmarkStart w:id="66487" w:name="HLR-OUT-004"/>
       <w:r>
         <w:t xml:space="preserve">HLR-OUT-004: Multi-Format Output</w:t>
       </w:r>
@@ -11547,7 +11547,7 @@
         <w:keepNext/>
         <w:outlineLvl w:val="0"/>
       </w:pPr>
-      <w:bookmarkStart w:name="HLR-OUT-005" w:id="66488"/>
+      <w:bookmarkStart w:id="66488" w:name="HLR-OUT-005"/>
       <w:r>
         <w:t xml:space="preserve">HLR-OUT-005: DOCX Generation</w:t>
       </w:r>
@@ -11756,7 +11756,7 @@
         <w:keepNext/>
         <w:outlineLvl w:val="0"/>
       </w:pPr>
-      <w:bookmarkStart w:name="HLR-OUT-006" w:id="66489"/>
+      <w:bookmarkStart w:id="66489" w:name="HLR-OUT-006"/>
       <w:r>
         <w:t xml:space="preserve">HLR-OUT-006: HTML5 Generation</w:t>
       </w:r>
@@ -12066,7 +12066,7 @@
         <w:keepNext/>
         <w:outlineLvl w:val="0"/>
       </w:pPr>
-      <w:bookmarkStart w:name="HLR-OUT-007" w:id="66490"/>
+      <w:bookmarkStart w:id="66490" w:name="HLR-OUT-007"/>
       <w:r>
         <w:t xml:space="preserve">HLR-OUT-007: Full-Text Search Indexing</w:t>
       </w:r>
@@ -12277,7 +12277,7 @@
         <w:keepNext/>
         <w:outlineLvl w:val="0"/>
       </w:pPr>
-      <w:bookmarkStart w:name="SF-006" w:id="54269"/>
+      <w:bookmarkStart w:id="54269" w:name="SF-006"/>
       <w:r>
         <w:t xml:space="preserve">SF-006: Audit and Integrity</w:t>
       </w:r>
@@ -12764,7 +12764,7 @@
         <w:keepNext/>
         <w:outlineLvl w:val="0"/>
       </w:pPr>
-      <w:bookmarkStart w:name="HLR-AUDIT-001" w:id="81281"/>
+      <w:bookmarkStart w:id="81281" w:name="HLR-AUDIT-001"/>
       <w:r>
         <w:t xml:space="preserve">HLR-AUDIT-001: Content-Addressed Hashing</w:t>
       </w:r>
@@ -12964,7 +12964,7 @@
         <w:keepNext/>
         <w:outlineLvl w:val="0"/>
       </w:pPr>
-      <w:bookmarkStart w:name="HLR-AUDIT-002" w:id="81282"/>
+      <w:bookmarkStart w:id="81282" w:name="HLR-AUDIT-002"/>
       <w:r>
         <w:t xml:space="preserve">HLR-AUDIT-002: Include Dependency Tracking</w:t>
       </w:r>
@@ -13180,7 +13180,7 @@
         <w:keepNext/>
         <w:outlineLvl w:val="0"/>
       </w:pPr>
-      <w:bookmarkStart w:name="HLR-AUDIT-003" w:id="81283"/>
+      <w:bookmarkStart w:id="81283" w:name="HLR-AUDIT-003"/>
       <w:r>
         <w:t xml:space="preserve">HLR-AUDIT-003: Structured Diagnostic Reporting</w:t>
       </w:r>
@@ -13467,7 +13467,7 @@
         <w:keepNext/>
         <w:outlineLvl w:val="0"/>
       </w:pPr>
-      <w:bookmarkStart w:name="HLR-AUDIT-004" w:id="81284"/>
+      <w:bookmarkStart w:id="81284" w:name="HLR-AUDIT-004"/>
       <w:r>
         <w:t xml:space="preserve">HLR-AUDIT-004: Structured Logging</w:t>
       </w:r>
@@ -13709,7 +13709,7 @@
         <w:keepNext/>
         <w:outlineLvl w:val="0"/>
       </w:pPr>
-      <w:bookmarkStart w:name="HLR-AUDIT-005" w:id="81285"/>
+      <w:bookmarkStart w:id="81285" w:name="HLR-AUDIT-005"/>
       <w:r>
         <w:t xml:space="preserve">HLR-AUDIT-005: Build Reproducibility</w:t>
       </w:r>
@@ -13940,7 +13940,7 @@
         <w:keepNext/>
         <w:outlineLvl w:val="0"/>
       </w:pPr>
-      <w:bookmarkStart w:name="TERM-COMMONSPEC" w:id="16264"/>
+      <w:bookmarkStart w:id="16264" w:name="TERM-COMMONSPEC"/>
       <w:r>
         <w:t xml:space="preserve">TERM-COMMONSPEC: CommonSpec</w:t>
       </w:r>
@@ -14091,7 +14091,7 @@
         <w:keepNext/>
         <w:outlineLvl w:val="0"/>
       </w:pPr>
-      <w:bookmarkStart w:name="TERM-SPECIR" w:id="19462"/>
+      <w:bookmarkStart w:id="19462" w:name="TERM-SPECIR"/>
       <w:r>
         <w:t xml:space="preserve">TERM-SPECIR: SpecIR</w:t>
       </w:r>
@@ -14262,7 +14262,7 @@
         <w:keepNext/>
         <w:outlineLvl w:val="0"/>
       </w:pPr>
-      <w:bookmarkStart w:name="TERM-20" w:id="88096"/>
+      <w:bookmarkStart w:id="88096" w:name="TERM-20"/>
       <w:r>
         <w:t xml:space="preserve">TERM-20: RESOLVE Phase</w:t>
       </w:r>
@@ -14346,7 +14346,7 @@
         <w:keepNext/>
         <w:outlineLvl w:val="0"/>
       </w:pPr>
-      <w:bookmarkStart w:name="TERM-30" w:id="88127"/>
+      <w:bookmarkStart w:id="88127" w:name="TERM-30"/>
       <w:r>
         <w:t xml:space="preserve">TERM-30: Build Cache</w:t>
       </w:r>
@@ -14424,7 +14424,7 @@
         <w:keepNext/>
         <w:outlineLvl w:val="0"/>
       </w:pPr>
-      <w:bookmarkStart w:name="TERM-28" w:id="88104"/>
+      <w:bookmarkStart w:id="88104" w:name="TERM-28"/>
       <w:r>
         <w:t xml:space="preserve">TERM-28: Counter Group</w:t>
       </w:r>
@@ -14502,7 +14502,7 @@
         <w:keepNext/>
         <w:outlineLvl w:val="0"/>
       </w:pPr>
-      <w:bookmarkStart w:name="TERM-36" w:id="88133"/>
+      <w:bookmarkStart w:id="88133" w:name="TERM-36"/>
       <w:r>
         <w:t xml:space="preserve">TERM-36: CSC (Computer Software Component)</w:t>
       </w:r>
@@ -14616,7 +14616,7 @@
         <w:keepNext/>
         <w:outlineLvl w:val="0"/>
       </w:pPr>
-      <w:bookmarkStart w:name="TERM-37" w:id="88134"/>
+      <w:bookmarkStart w:id="88134" w:name="TERM-37"/>
       <w:r>
         <w:t xml:space="preserve">TERM-37: CSU (Computer Software Unit)</w:t>
       </w:r>
@@ -14718,7 +14718,7 @@
         <w:keepNext/>
         <w:outlineLvl w:val="0"/>
       </w:pPr>
-      <w:bookmarkStart w:name="TERM-35" w:id="88132"/>
+      <w:bookmarkStart w:id="88132" w:name="TERM-35"/>
       <w:r>
         <w:t xml:space="preserve">TERM-35: Data View</w:t>
       </w:r>
@@ -14886,7 +14886,7 @@
         <w:keepNext/>
         <w:outlineLvl w:val="0"/>
       </w:pPr>
-      <w:bookmarkStart w:name="TERM-EAV" w:id="49818"/>
+      <w:bookmarkStart w:id="49818" w:name="TERM-EAV"/>
       <w:r>
         <w:t xml:space="preserve">TERM-EAV: EAV Model</w:t>
       </w:r>
@@ -14964,7 +14964,7 @@
         <w:keepNext/>
         <w:outlineLvl w:val="0"/>
       </w:pPr>
-      <w:bookmarkStart w:name="TERM-23" w:id="88099"/>
+      <w:bookmarkStart w:id="88099" w:name="TERM-23"/>
       <w:r>
         <w:t xml:space="preserve">TERM-23: EMIT Phase</w:t>
       </w:r>
@@ -15048,7 +15048,7 @@
         <w:keepNext/>
         <w:outlineLvl w:val="0"/>
       </w:pPr>
-      <w:bookmarkStart w:name="TERM-04" w:id="88038"/>
+      <w:bookmarkStart w:id="88038" w:name="TERM-04"/>
       <w:r>
         <w:t xml:space="preserve">TERM-04: Float</w:t>
       </w:r>
@@ -15101,7 +15101,7 @@
         <w:keepNext/>
         <w:outlineLvl w:val="0"/>
       </w:pPr>
-      <w:bookmarkStart w:name="TERM-34" w:id="88131"/>
+      <w:bookmarkStart w:id="88131" w:name="TERM-34"/>
       <w:r>
         <w:t xml:space="preserve">TERM-34: External Renderer</w:t>
       </w:r>
@@ -15179,7 +15179,7 @@
         <w:keepNext/>
         <w:outlineLvl w:val="0"/>
       </w:pPr>
-      <w:bookmarkStart w:name="TERM-16" w:id="88071"/>
+      <w:bookmarkStart w:id="88071" w:name="TERM-16"/>
       <w:r>
         <w:t xml:space="preserve">TERM-16: Handler</w:t>
       </w:r>
@@ -15619,7 +15619,7 @@
         <w:keepNext/>
         <w:outlineLvl w:val="0"/>
       </w:pPr>
-      <w:bookmarkStart w:name="TERM-19" w:id="88074"/>
+      <w:bookmarkStart w:id="88074" w:name="TERM-19"/>
       <w:r>
         <w:t xml:space="preserve">TERM-19: INITIALIZE Phase</w:t>
       </w:r>
@@ -15703,7 +15703,7 @@
         <w:keepNext/>
         <w:outlineLvl w:val="0"/>
       </w:pPr>
-      <w:bookmarkStart w:name="TERM-33" w:id="88130"/>
+      <w:bookmarkStart w:id="88130" w:name="TERM-33"/>
       <w:r>
         <w:t xml:space="preserve">TERM-33: Model</w:t>
       </w:r>
@@ -15829,7 +15829,7 @@
         <w:keepNext/>
         <w:outlineLvl w:val="0"/>
       </w:pPr>
-      <w:bookmarkStart w:name="TERM-31" w:id="88128"/>
+      <w:bookmarkStart w:id="88128" w:name="TERM-31"/>
       <w:r>
         <w:t xml:space="preserve">TERM-31: Output Cache</w:t>
       </w:r>
@@ -15907,7 +15907,7 @@
         <w:keepNext/>
         <w:outlineLvl w:val="0"/>
       </w:pPr>
-      <w:bookmarkStart w:name="TERM-17" w:id="88072"/>
+      <w:bookmarkStart w:id="88072" w:name="TERM-17"/>
       <w:r>
         <w:t xml:space="preserve">TERM-17: Phase</w:t>
       </w:r>
@@ -15991,7 +15991,7 @@
         <w:keepNext/>
         <w:outlineLvl w:val="0"/>
       </w:pPr>
-      <w:bookmarkStart w:name="TERM-15" w:id="88070"/>
+      <w:bookmarkStart w:id="88070" w:name="TERM-15"/>
       <w:r>
         <w:t xml:space="preserve">TERM-15: Pipeline</w:t>
       </w:r>
@@ -16075,7 +16075,7 @@
         <w:keepNext/>
         <w:outlineLvl w:val="0"/>
       </w:pPr>
-      <w:bookmarkStart w:name="TERM-24" w:id="88100"/>
+      <w:bookmarkStart w:id="88100" w:name="TERM-24"/>
       <w:r>
         <w:t xml:space="preserve">TERM-24: Prerequisites</w:t>
       </w:r>
@@ -16153,7 +16153,7 @@
         <w:keepNext/>
         <w:outlineLvl w:val="0"/>
       </w:pPr>
-      <w:bookmarkStart w:name="TERM-25" w:id="88101"/>
+      <w:bookmarkStart w:id="88101" w:name="TERM-25"/>
       <w:r>
         <w:t xml:space="preserve">TERM-25: Topological Sort</w:t>
       </w:r>
@@ -16231,7 +16231,7 @@
         <w:keepNext/>
         <w:outlineLvl w:val="0"/>
       </w:pPr>
-      <w:bookmarkStart w:name="TERM-22" w:id="88098"/>
+      <w:bookmarkStart w:id="88098" w:name="TERM-22"/>
       <w:r>
         <w:t xml:space="preserve">TERM-22: TRANSFORM Phase</w:t>
       </w:r>
@@ -16315,7 +16315,7 @@
         <w:keepNext/>
         <w:outlineLvl w:val="0"/>
       </w:pPr>
-      <w:bookmarkStart w:name="TERM-27" w:id="88103"/>
+      <w:bookmarkStart w:id="88103" w:name="TERM-27"/>
       <w:r>
         <w:t xml:space="preserve">TERM-27: Type Alias</w:t>
       </w:r>
@@ -16435,7 +16435,7 @@
         <w:keepNext/>
         <w:outlineLvl w:val="0"/>
       </w:pPr>
-      <w:bookmarkStart w:name="TERM-38" w:id="88135"/>
+      <w:bookmarkStart w:id="88135" w:name="TERM-38"/>
       <w:r>
         <w:t xml:space="preserve">TERM-38: Type Loader</w:t>
       </w:r>
@@ -16684,7 +16684,7 @@
         <w:keepNext/>
         <w:outlineLvl w:val="0"/>
       </w:pPr>
-      <w:bookmarkStart w:name="TERM-26" w:id="88102"/>
+      <w:bookmarkStart w:id="88102" w:name="TERM-26"/>
       <w:r>
         <w:t xml:space="preserve">TERM-26: Type Registry</w:t>
       </w:r>
@@ -16762,7 +16762,7 @@
         <w:keepNext/>
         <w:outlineLvl w:val="0"/>
       </w:pPr>
-      <w:bookmarkStart w:name="TERM-21" w:id="88097"/>
+      <w:bookmarkStart w:id="88097" w:name="TERM-21"/>
       <w:r>
         <w:t xml:space="preserve">TERM-21: ANALYZE Phase</w:t>
       </w:r>
@@ -16846,7 +16846,7 @@
         <w:keepNext/>
         <w:outlineLvl w:val="0"/>
       </w:pPr>
-      <w:bookmarkStart w:name="TERM-AST" w:id="46530"/>
+      <w:bookmarkStart w:id="46530" w:name="TERM-AST"/>
       <w:r>
         <w:t xml:space="preserve">TERM-AST: Abstract Syntax Tree</w:t>
       </w:r>
@@ -17008,7 +17008,7 @@
         <w:keepNext/>
         <w:outlineLvl w:val="0"/>
       </w:pPr>
-      <w:bookmarkStart w:name="TERM-FTS" w:id="51365"/>
+      <w:bookmarkStart w:id="51365" w:name="TERM-FTS"/>
       <w:r>
         <w:t xml:space="preserve">TERM-FTS: Full-Text Search</w:t>
       </w:r>
@@ -17164,7 +17164,7 @@
         <w:keepNext/>
         <w:outlineLvl w:val="0"/>
       </w:pPr>
-      <w:bookmarkStart w:name="TERM-HLR" w:id="53038"/>
+      <w:bookmarkStart w:id="53038" w:name="TERM-HLR"/>
       <w:r>
         <w:t xml:space="preserve">TERM-HLR: High-Level Requirement</w:t>
       </w:r>
@@ -17308,7 +17308,7 @@
         <w:keepNext/>
         <w:outlineLvl w:val="0"/>
       </w:pPr>
-      <w:bookmarkStart w:name="TERM-IR" w:id="88843"/>
+      <w:bookmarkStart w:id="88843" w:name="TERM-IR"/>
       <w:r>
         <w:t xml:space="preserve">TERM-IR: Intermediate Representation</w:t>
       </w:r>
@@ -17470,7 +17470,7 @@
         <w:keepNext/>
         <w:outlineLvl w:val="0"/>
       </w:pPr>
-      <w:bookmarkStart w:name="TERM-PID" w:id="60619"/>
+      <w:bookmarkStart w:id="60619" w:name="TERM-PID"/>
       <w:r>
         <w:t xml:space="preserve">TERM-PID: Project Identifier</w:t>
       </w:r>
@@ -17671,7 +17671,7 @@
         <w:keepNext/>
         <w:outlineLvl w:val="0"/>
       </w:pPr>
-      <w:bookmarkStart w:name="TERM-VERIFICATIONVIEW" w:id="69762"/>
+      <w:bookmarkStart w:id="69762" w:name="TERM-VERIFICATIONVIEW"/>
       <w:r>
         <w:t xml:space="preserve">TERM-VERIFICATIONVIEW: Analyze Query</w:t>
       </w:r>
@@ -17833,7 +17833,7 @@
         <w:keepNext/>
         <w:outlineLvl w:val="0"/>
       </w:pPr>
-      <w:bookmarkStart w:name="TERM-SQLITE" w:id="57614"/>
+      <w:bookmarkStart w:id="57614" w:name="TERM-SQLITE"/>
       <w:r>
         <w:t xml:space="preserve">TERM-SQLITE: SQLite Database</w:t>
       </w:r>
@@ -17995,7 +17995,7 @@
         <w:keepNext/>
         <w:outlineLvl w:val="0"/>
       </w:pPr>
-      <w:bookmarkStart w:name="TERM-TRACEABLE" w:id="78911"/>
+      <w:bookmarkStart w:id="78911" w:name="TERM-TRACEABLE"/>
       <w:r>
         <w:t xml:space="preserve">TERM-TRACEABLE: Traceable Object</w:t>
       </w:r>
@@ -18157,7 +18157,7 @@
         <w:keepNext/>
         <w:outlineLvl w:val="0"/>
       </w:pPr>
-      <w:bookmarkStart w:name="TERM-TYPE" w:id="14140"/>
+      <w:bookmarkStart w:id="14140" w:name="TERM-TYPE"/>
       <w:r>
         <w:t xml:space="preserve">TERM-TYPE: Type</w:t>
       </w:r>
@@ -18343,7 +18343,7 @@
         <w:keepNext/>
         <w:outlineLvl w:val="0"/>
       </w:pPr>
-      <w:bookmarkStart w:name="TERM-VC" w:id="89231"/>
+      <w:bookmarkStart w:id="89231" w:name="TERM-VC"/>
       <w:r>
         <w:t xml:space="preserve">TERM-VC: Verification Case</w:t>
       </w:r>
@@ -18547,7 +18547,7 @@
         <w:keepNext/>
         <w:outlineLvl w:val="0"/>
       </w:pPr>
-      <w:bookmarkStart w:name="TERM-COMPOSITE" w:id="1639"/>
+      <w:bookmarkStart w:id="1639" w:name="TERM-COMPOSITE"/>
       <w:r>
         <w:t xml:space="preserve">TERM-COMPOSITE: Composite Object Type</w:t>
       </w:r>
@@ -18770,7 +18770,7 @@
         <w:keepNext/>
         <w:outlineLvl w:val="0"/>
       </w:pPr>
-      <w:bookmarkStart w:name="TERM-SELECTOR" w:id="38337"/>
+      <w:bookmarkStart w:id="38337" w:name="TERM-SELECTOR"/>
       <w:r>
         <w:t xml:space="preserve">TERM-SELECTOR: Relation Selector</w:t>
       </w:r>
@@ -19002,7 +19002,7 @@
         <w:keepNext/>
         <w:outlineLvl w:val="0"/>
       </w:pPr>
-      <w:bookmarkStart w:name="TERM-SPECIFICITY" w:id="43676"/>
+      <w:bookmarkStart w:id="43676" w:name="TERM-SPECIFICITY"/>
       <w:r>
         <w:t xml:space="preserve">TERM-SPECIFICITY: Specificity Scoring</w:t>
       </w:r>
@@ -19144,7 +19144,7 @@
         <w:keepNext/>
         <w:outlineLvl w:val="0"/>
       </w:pPr>
-      <w:bookmarkStart w:name="TERM-PIR" w:id="60633"/>
+      <w:bookmarkStart w:id="60633" w:name="TERM-PIR"/>
       <w:r>
         <w:t xml:space="preserve">TERM-PIR: Processed Intermediate Representation</w:t>
       </w:r>
@@ -19306,7 +19306,7 @@
         <w:keepNext/>
         <w:outlineLvl w:val="0"/>
       </w:pPr>
-      <w:bookmarkStart w:name="TERM-NDJSON" w:id="55968"/>
+      <w:bookmarkStart w:id="55968" w:name="TERM-NDJSON"/>
       <w:r>
         <w:t xml:space="preserve">TERM-NDJSON: Newline-Delimited JSON</w:t>
       </w:r>
@@ -19516,7 +19516,7 @@
         <w:keepNext/>
         <w:outlineLvl w:val="0"/>
       </w:pPr>
-      <w:bookmarkStart w:name="TERM-VALIDATIONPOLICY" w:id="10349"/>
+      <w:bookmarkStart w:id="10349" w:name="TERM-VALIDATIONPOLICY"/>
       <w:r>
         <w:t xml:space="preserve">TERM-VALIDATIONPOLICY: Validation Policy</w:t>
       </w:r>
@@ -19772,7 +19772,7 @@
         <w:keepNext/>
         <w:outlineLvl w:val="0"/>
       </w:pPr>
-      <w:bookmarkStart w:name="TERM-DIAGNOSTIC" w:id="59209"/>
+      <w:bookmarkStart w:id="59209" w:name="TERM-DIAGNOSTIC"/>
       <w:r>
         <w:t xml:space="preserve">TERM-DIAGNOSTIC: Diagnostic Record</w:t>
       </w:r>
@@ -20046,7 +20046,7 @@
         <w:keepNext/>
         <w:outlineLvl w:val="0"/>
       </w:pPr>
-      <w:bookmarkStart w:name="TERM-BUILDGRAPH" w:id="90946"/>
+      <w:bookmarkStart w:id="90946" w:name="TERM-BUILDGRAPH"/>
       <w:r>
         <w:t xml:space="preserve">TERM-BUILDGRAPH: Build Graph</w:t>
       </w:r>
@@ -20274,7 +20274,7 @@
         <w:keepNext/>
         <w:outlineLvl w:val="0"/>
       </w:pPr>
-      <w:bookmarkStart w:name="TERM-PLACEHOLDERBLOCK" w:id="36444"/>
+      <w:bookmarkStart w:id="36444" w:name="TERM-PLACEHOLDERBLOCK"/>
       <w:r>
         <w:t xml:space="preserve">TERM-PLACEHOLDERBLOCK: Placeholder Block</w:t>
       </w:r>
@@ -22103,14 +22103,14 @@
     <w:basedOn w:val="VerbatimChar"/>
     <w:rPr/>
   </w:style>
-  <w:style w:type="paragraph" w:styleId="SpecObjectHeader" w:customStyle="1">
+  <w:style w:styleId="SpecObjectHeader" w:type="paragraph" w:customStyle="1">
     <w:name w:val="Spec Object Header"/>
     <w:basedOn w:val="Normal"/>
     <w:next w:val="FirstParagraph"/>
     <w:qFormat/>
     <w:pPr>
       <w:keepNext/>
-      <w:spacing w:after="120" w:line="276" w:lineRule="auto" w:before="280"/>
+      <w:spacing w:line="276" w:after="120" w:lineRule="auto" w:before="280"/>
       <w:outlineLvl w:val="0"/>
     </w:pPr>
     <w:rPr>
